--- a/docs/papers/RDMCA_Implementation_Guide_v2.docx
+++ b/docs/papers/RDMCA_Implementation_Guide_v2.docx
@@ -152,9 +152,9 @@
         <w:t xml:space="preserve"/>
       </w:r>
     </w:p>
-    <w:tbl>
+    <w:tbl xmlns:w="http://schemas.openxmlformats.org/wordprocessingml/2006/main">
       <w:tblPr>
-        <w:tblW w:type="dxa" w:w="9360"/>
+        <w:tblW w:type="pct" w:w="5000"/>
         <w:tblBorders>
           <w:top w:val="single" w:color="auto" w:sz="4"/>
           <w:left w:val="single" w:color="auto" w:sz="4"/>
@@ -163,6 +163,7 @@
           <w:insideH w:val="single" w:color="auto" w:sz="4"/>
           <w:insideV w:val="single" w:color="auto" w:sz="4"/>
         </w:tblBorders>
+        <w:tblLayout w:type="autofit"/>
       </w:tblPr>
       <w:tblGrid>
         <w:gridCol w:w="3000"/>
@@ -171,7 +172,7 @@
       <w:tr>
         <w:tc>
           <w:tcPr>
-            <w:tcW w:type="dxa" w:w="3000"/>
+            <w:tcW w:type="pct" w:w="1603"/>
             <w:tcBorders>
               <w:top w:val="single" w:color="CCCCCC" w:sz="1"/>
               <w:left w:val="single" w:color="CCCCCC" w:sz="1"/>
@@ -202,7 +203,7 @@
         </w:tc>
         <w:tc>
           <w:tcPr>
-            <w:tcW w:type="dxa" w:w="6360"/>
+            <w:tcW w:type="pct" w:w="3397"/>
             <w:tcBorders>
               <w:top w:val="single" w:color="CCCCCC" w:sz="1"/>
               <w:left w:val="single" w:color="CCCCCC" w:sz="1"/>
@@ -235,7 +236,7 @@
       <w:tr>
         <w:tc>
           <w:tcPr>
-            <w:tcW w:type="dxa" w:w="3000"/>
+            <w:tcW w:type="pct" w:w="1603"/>
             <w:tcBorders>
               <w:top w:val="single" w:color="CCCCCC" w:sz="1"/>
               <w:left w:val="single" w:color="CCCCCC" w:sz="1"/>
@@ -265,7 +266,7 @@
         </w:tc>
         <w:tc>
           <w:tcPr>
-            <w:tcW w:type="dxa" w:w="6360"/>
+            <w:tcW w:type="pct" w:w="3397"/>
             <w:tcBorders>
               <w:top w:val="single" w:color="CCCCCC" w:sz="1"/>
               <w:left w:val="single" w:color="CCCCCC" w:sz="1"/>
@@ -297,7 +298,7 @@
       <w:tr>
         <w:tc>
           <w:tcPr>
-            <w:tcW w:type="dxa" w:w="3000"/>
+            <w:tcW w:type="pct" w:w="1603"/>
             <w:tcBorders>
               <w:top w:val="single" w:color="CCCCCC" w:sz="1"/>
               <w:left w:val="single" w:color="CCCCCC" w:sz="1"/>
@@ -327,7 +328,7 @@
         </w:tc>
         <w:tc>
           <w:tcPr>
-            <w:tcW w:type="dxa" w:w="6360"/>
+            <w:tcW w:type="pct" w:w="3397"/>
             <w:tcBorders>
               <w:top w:val="single" w:color="CCCCCC" w:sz="1"/>
               <w:left w:val="single" w:color="CCCCCC" w:sz="1"/>
@@ -359,7 +360,7 @@
       <w:tr>
         <w:tc>
           <w:tcPr>
-            <w:tcW w:type="dxa" w:w="3000"/>
+            <w:tcW w:type="pct" w:w="1603"/>
             <w:tcBorders>
               <w:top w:val="single" w:color="CCCCCC" w:sz="1"/>
               <w:left w:val="single" w:color="CCCCCC" w:sz="1"/>
@@ -389,7 +390,7 @@
         </w:tc>
         <w:tc>
           <w:tcPr>
-            <w:tcW w:type="dxa" w:w="6360"/>
+            <w:tcW w:type="pct" w:w="3397"/>
             <w:tcBorders>
               <w:top w:val="single" w:color="CCCCCC" w:sz="1"/>
               <w:left w:val="single" w:color="CCCCCC" w:sz="1"/>
@@ -421,7 +422,7 @@
       <w:tr>
         <w:tc>
           <w:tcPr>
-            <w:tcW w:type="dxa" w:w="3000"/>
+            <w:tcW w:type="pct" w:w="1603"/>
             <w:tcBorders>
               <w:top w:val="single" w:color="CCCCCC" w:sz="1"/>
               <w:left w:val="single" w:color="CCCCCC" w:sz="1"/>
@@ -451,7 +452,7 @@
         </w:tc>
         <w:tc>
           <w:tcPr>
-            <w:tcW w:type="dxa" w:w="6360"/>
+            <w:tcW w:type="pct" w:w="3397"/>
             <w:tcBorders>
               <w:top w:val="single" w:color="CCCCCC" w:sz="1"/>
               <w:left w:val="single" w:color="CCCCCC" w:sz="1"/>
@@ -483,7 +484,7 @@
       <w:tr>
         <w:tc>
           <w:tcPr>
-            <w:tcW w:type="dxa" w:w="3000"/>
+            <w:tcW w:type="pct" w:w="1603"/>
             <w:tcBorders>
               <w:top w:val="single" w:color="CCCCCC" w:sz="1"/>
               <w:left w:val="single" w:color="CCCCCC" w:sz="1"/>
@@ -513,7 +514,7 @@
         </w:tc>
         <w:tc>
           <w:tcPr>
-            <w:tcW w:type="dxa" w:w="6360"/>
+            <w:tcW w:type="pct" w:w="3397"/>
             <w:tcBorders>
               <w:top w:val="single" w:color="CCCCCC" w:sz="1"/>
               <w:left w:val="single" w:color="CCCCCC" w:sz="1"/>
@@ -545,7 +546,7 @@
       <w:tr>
         <w:tc>
           <w:tcPr>
-            <w:tcW w:type="dxa" w:w="3000"/>
+            <w:tcW w:type="pct" w:w="1603"/>
             <w:tcBorders>
               <w:top w:val="single" w:color="CCCCCC" w:sz="1"/>
               <w:left w:val="single" w:color="CCCCCC" w:sz="1"/>
@@ -575,7 +576,7 @@
         </w:tc>
         <w:tc>
           <w:tcPr>
-            <w:tcW w:type="dxa" w:w="6360"/>
+            <w:tcW w:type="pct" w:w="3397"/>
             <w:tcBorders>
               <w:top w:val="single" w:color="CCCCCC" w:sz="1"/>
               <w:left w:val="single" w:color="CCCCCC" w:sz="1"/>
@@ -607,7 +608,7 @@
       <w:tr>
         <w:tc>
           <w:tcPr>
-            <w:tcW w:type="dxa" w:w="3000"/>
+            <w:tcW w:type="pct" w:w="1603"/>
             <w:tcBorders>
               <w:top w:val="single" w:color="CCCCCC" w:sz="1"/>
               <w:left w:val="single" w:color="CCCCCC" w:sz="1"/>
@@ -637,7 +638,7 @@
         </w:tc>
         <w:tc>
           <w:tcPr>
-            <w:tcW w:type="dxa" w:w="6360"/>
+            <w:tcW w:type="pct" w:w="3397"/>
             <w:tcBorders>
               <w:top w:val="single" w:color="CCCCCC" w:sz="1"/>
               <w:left w:val="single" w:color="CCCCCC" w:sz="1"/>
@@ -692,9 +693,9 @@
         <w:t xml:space="preserve">Phase Map</w:t>
       </w:r>
     </w:p>
-    <w:tbl>
+    <w:tbl xmlns:w="http://schemas.openxmlformats.org/wordprocessingml/2006/main">
       <w:tblPr>
-        <w:tblW w:type="dxa" w:w="9360"/>
+        <w:tblW w:type="pct" w:w="5000"/>
         <w:tblBorders>
           <w:top w:val="single" w:color="auto" w:sz="4"/>
           <w:left w:val="single" w:color="auto" w:sz="4"/>
@@ -703,6 +704,7 @@
           <w:insideH w:val="single" w:color="auto" w:sz="4"/>
           <w:insideV w:val="single" w:color="auto" w:sz="4"/>
         </w:tblBorders>
+        <w:tblLayout w:type="autofit"/>
       </w:tblPr>
       <w:tblGrid>
         <w:gridCol w:w="800"/>
@@ -714,7 +716,7 @@
       <w:tr>
         <w:tc>
           <w:tcPr>
-            <w:tcW w:type="dxa" w:w="800"/>
+            <w:tcW w:type="pct" w:w="427"/>
             <w:tcBorders>
               <w:top w:val="single" w:color="CCCCCC" w:sz="1"/>
               <w:left w:val="single" w:color="CCCCCC" w:sz="1"/>
@@ -745,7 +747,7 @@
         </w:tc>
         <w:tc>
           <w:tcPr>
-            <w:tcW w:type="dxa" w:w="1600"/>
+            <w:tcW w:type="pct" w:w="855"/>
             <w:tcBorders>
               <w:top w:val="single" w:color="CCCCCC" w:sz="1"/>
               <w:left w:val="single" w:color="CCCCCC" w:sz="1"/>
@@ -776,7 +778,7 @@
         </w:tc>
         <w:tc>
           <w:tcPr>
-            <w:tcW w:type="dxa" w:w="3200"/>
+            <w:tcW w:type="pct" w:w="1709"/>
             <w:tcBorders>
               <w:top w:val="single" w:color="CCCCCC" w:sz="1"/>
               <w:left w:val="single" w:color="CCCCCC" w:sz="1"/>
@@ -807,7 +809,7 @@
         </w:tc>
         <w:tc>
           <w:tcPr>
-            <w:tcW w:type="dxa" w:w="2000"/>
+            <w:tcW w:type="pct" w:w="1068"/>
             <w:tcBorders>
               <w:top w:val="single" w:color="CCCCCC" w:sz="1"/>
               <w:left w:val="single" w:color="CCCCCC" w:sz="1"/>
@@ -838,7 +840,7 @@
         </w:tc>
         <w:tc>
           <w:tcPr>
-            <w:tcW w:type="dxa" w:w="1760"/>
+            <w:tcW w:type="pct" w:w="941"/>
             <w:tcBorders>
               <w:top w:val="single" w:color="CCCCCC" w:sz="1"/>
               <w:left w:val="single" w:color="CCCCCC" w:sz="1"/>
@@ -871,7 +873,7 @@
       <w:tr>
         <w:tc>
           <w:tcPr>
-            <w:tcW w:type="dxa" w:w="800"/>
+            <w:tcW w:type="pct" w:w="427"/>
             <w:tcBorders>
               <w:top w:val="single" w:color="CCCCCC" w:sz="1"/>
               <w:left w:val="single" w:color="CCCCCC" w:sz="1"/>
@@ -901,7 +903,7 @@
         </w:tc>
         <w:tc>
           <w:tcPr>
-            <w:tcW w:type="dxa" w:w="1600"/>
+            <w:tcW w:type="pct" w:w="855"/>
             <w:tcBorders>
               <w:top w:val="single" w:color="CCCCCC" w:sz="1"/>
               <w:left w:val="single" w:color="CCCCCC" w:sz="1"/>
@@ -931,7 +933,7 @@
         </w:tc>
         <w:tc>
           <w:tcPr>
-            <w:tcW w:type="dxa" w:w="3200"/>
+            <w:tcW w:type="pct" w:w="1709"/>
             <w:tcBorders>
               <w:top w:val="single" w:color="CCCCCC" w:sz="1"/>
               <w:left w:val="single" w:color="CCCCCC" w:sz="1"/>
@@ -961,7 +963,7 @@
         </w:tc>
         <w:tc>
           <w:tcPr>
-            <w:tcW w:type="dxa" w:w="2000"/>
+            <w:tcW w:type="pct" w:w="1068"/>
             <w:tcBorders>
               <w:top w:val="single" w:color="CCCCCC" w:sz="1"/>
               <w:left w:val="single" w:color="CCCCCC" w:sz="1"/>
@@ -991,7 +993,7 @@
         </w:tc>
         <w:tc>
           <w:tcPr>
-            <w:tcW w:type="dxa" w:w="1760"/>
+            <w:tcW w:type="pct" w:w="941"/>
             <w:tcBorders>
               <w:top w:val="single" w:color="CCCCCC" w:sz="1"/>
               <w:left w:val="single" w:color="CCCCCC" w:sz="1"/>
@@ -1023,7 +1025,7 @@
       <w:tr>
         <w:tc>
           <w:tcPr>
-            <w:tcW w:type="dxa" w:w="800"/>
+            <w:tcW w:type="pct" w:w="427"/>
             <w:tcBorders>
               <w:top w:val="single" w:color="CCCCCC" w:sz="1"/>
               <w:left w:val="single" w:color="CCCCCC" w:sz="1"/>
@@ -1053,7 +1055,7 @@
         </w:tc>
         <w:tc>
           <w:tcPr>
-            <w:tcW w:type="dxa" w:w="1600"/>
+            <w:tcW w:type="pct" w:w="855"/>
             <w:tcBorders>
               <w:top w:val="single" w:color="CCCCCC" w:sz="1"/>
               <w:left w:val="single" w:color="CCCCCC" w:sz="1"/>
@@ -1083,7 +1085,7 @@
         </w:tc>
         <w:tc>
           <w:tcPr>
-            <w:tcW w:type="dxa" w:w="3200"/>
+            <w:tcW w:type="pct" w:w="1709"/>
             <w:tcBorders>
               <w:top w:val="single" w:color="CCCCCC" w:sz="1"/>
               <w:left w:val="single" w:color="CCCCCC" w:sz="1"/>
@@ -1113,7 +1115,7 @@
         </w:tc>
         <w:tc>
           <w:tcPr>
-            <w:tcW w:type="dxa" w:w="2000"/>
+            <w:tcW w:type="pct" w:w="1068"/>
             <w:tcBorders>
               <w:top w:val="single" w:color="CCCCCC" w:sz="1"/>
               <w:left w:val="single" w:color="CCCCCC" w:sz="1"/>
@@ -1143,7 +1145,7 @@
         </w:tc>
         <w:tc>
           <w:tcPr>
-            <w:tcW w:type="dxa" w:w="1760"/>
+            <w:tcW w:type="pct" w:w="941"/>
             <w:tcBorders>
               <w:top w:val="single" w:color="CCCCCC" w:sz="1"/>
               <w:left w:val="single" w:color="CCCCCC" w:sz="1"/>
@@ -1175,7 +1177,7 @@
       <w:tr>
         <w:tc>
           <w:tcPr>
-            <w:tcW w:type="dxa" w:w="800"/>
+            <w:tcW w:type="pct" w:w="427"/>
             <w:tcBorders>
               <w:top w:val="single" w:color="CCCCCC" w:sz="1"/>
               <w:left w:val="single" w:color="CCCCCC" w:sz="1"/>
@@ -1205,7 +1207,7 @@
         </w:tc>
         <w:tc>
           <w:tcPr>
-            <w:tcW w:type="dxa" w:w="1600"/>
+            <w:tcW w:type="pct" w:w="855"/>
             <w:tcBorders>
               <w:top w:val="single" w:color="CCCCCC" w:sz="1"/>
               <w:left w:val="single" w:color="CCCCCC" w:sz="1"/>
@@ -1235,7 +1237,7 @@
         </w:tc>
         <w:tc>
           <w:tcPr>
-            <w:tcW w:type="dxa" w:w="3200"/>
+            <w:tcW w:type="pct" w:w="1709"/>
             <w:tcBorders>
               <w:top w:val="single" w:color="CCCCCC" w:sz="1"/>
               <w:left w:val="single" w:color="CCCCCC" w:sz="1"/>
@@ -1265,7 +1267,7 @@
         </w:tc>
         <w:tc>
           <w:tcPr>
-            <w:tcW w:type="dxa" w:w="2000"/>
+            <w:tcW w:type="pct" w:w="1068"/>
             <w:tcBorders>
               <w:top w:val="single" w:color="CCCCCC" w:sz="1"/>
               <w:left w:val="single" w:color="CCCCCC" w:sz="1"/>
@@ -1295,7 +1297,7 @@
         </w:tc>
         <w:tc>
           <w:tcPr>
-            <w:tcW w:type="dxa" w:w="1760"/>
+            <w:tcW w:type="pct" w:w="941"/>
             <w:tcBorders>
               <w:top w:val="single" w:color="CCCCCC" w:sz="1"/>
               <w:left w:val="single" w:color="CCCCCC" w:sz="1"/>
@@ -1327,7 +1329,7 @@
       <w:tr>
         <w:tc>
           <w:tcPr>
-            <w:tcW w:type="dxa" w:w="800"/>
+            <w:tcW w:type="pct" w:w="427"/>
             <w:tcBorders>
               <w:top w:val="single" w:color="CCCCCC" w:sz="1"/>
               <w:left w:val="single" w:color="CCCCCC" w:sz="1"/>
@@ -1357,7 +1359,7 @@
         </w:tc>
         <w:tc>
           <w:tcPr>
-            <w:tcW w:type="dxa" w:w="1600"/>
+            <w:tcW w:type="pct" w:w="855"/>
             <w:tcBorders>
               <w:top w:val="single" w:color="CCCCCC" w:sz="1"/>
               <w:left w:val="single" w:color="CCCCCC" w:sz="1"/>
@@ -1387,7 +1389,7 @@
         </w:tc>
         <w:tc>
           <w:tcPr>
-            <w:tcW w:type="dxa" w:w="3200"/>
+            <w:tcW w:type="pct" w:w="1709"/>
             <w:tcBorders>
               <w:top w:val="single" w:color="CCCCCC" w:sz="1"/>
               <w:left w:val="single" w:color="CCCCCC" w:sz="1"/>
@@ -1417,7 +1419,7 @@
         </w:tc>
         <w:tc>
           <w:tcPr>
-            <w:tcW w:type="dxa" w:w="2000"/>
+            <w:tcW w:type="pct" w:w="1068"/>
             <w:tcBorders>
               <w:top w:val="single" w:color="CCCCCC" w:sz="1"/>
               <w:left w:val="single" w:color="CCCCCC" w:sz="1"/>
@@ -1447,7 +1449,7 @@
         </w:tc>
         <w:tc>
           <w:tcPr>
-            <w:tcW w:type="dxa" w:w="1760"/>
+            <w:tcW w:type="pct" w:w="941"/>
             <w:tcBorders>
               <w:top w:val="single" w:color="CCCCCC" w:sz="1"/>
               <w:left w:val="single" w:color="CCCCCC" w:sz="1"/>
@@ -2060,9 +2062,9 @@
         <w:t xml:space="preserve">A standard decoder-only transformer configured for T2 tier. d_model=256 trains ~2-3x faster than T3 on M2 Max, supports full RDMCA mechanics (RE, sectors, consolidation), and migrates to T3/T4 via MRL prefix truncation when moved to larger hardware.</w:t>
       </w:r>
     </w:p>
-    <w:tbl>
+    <w:tbl xmlns:w="http://schemas.openxmlformats.org/wordprocessingml/2006/main">
       <w:tblPr>
-        <w:tblW w:type="dxa" w:w="9360"/>
+        <w:tblW w:type="pct" w:w="5000"/>
         <w:tblBorders>
           <w:top w:val="single" w:color="auto" w:sz="4"/>
           <w:left w:val="single" w:color="auto" w:sz="4"/>
@@ -2071,6 +2073,7 @@
           <w:insideH w:val="single" w:color="auto" w:sz="4"/>
           <w:insideV w:val="single" w:color="auto" w:sz="4"/>
         </w:tblBorders>
+        <w:tblLayout w:type="autofit"/>
       </w:tblPr>
       <w:tblGrid>
         <w:gridCol w:w="3000"/>
@@ -2079,7 +2082,7 @@
       <w:tr>
         <w:tc>
           <w:tcPr>
-            <w:tcW w:type="dxa" w:w="3000"/>
+            <w:tcW w:type="pct" w:w="1603"/>
             <w:tcBorders>
               <w:top w:val="single" w:color="CCCCCC" w:sz="1"/>
               <w:left w:val="single" w:color="CCCCCC" w:sz="1"/>
@@ -2110,7 +2113,7 @@
         </w:tc>
         <w:tc>
           <w:tcPr>
-            <w:tcW w:type="dxa" w:w="6360"/>
+            <w:tcW w:type="pct" w:w="3397"/>
             <w:tcBorders>
               <w:top w:val="single" w:color="CCCCCC" w:sz="1"/>
               <w:left w:val="single" w:color="CCCCCC" w:sz="1"/>
@@ -2143,7 +2146,7 @@
       <w:tr>
         <w:tc>
           <w:tcPr>
-            <w:tcW w:type="dxa" w:w="3000"/>
+            <w:tcW w:type="pct" w:w="1603"/>
             <w:tcBorders>
               <w:top w:val="single" w:color="CCCCCC" w:sz="1"/>
               <w:left w:val="single" w:color="CCCCCC" w:sz="1"/>
@@ -2173,7 +2176,7 @@
         </w:tc>
         <w:tc>
           <w:tcPr>
-            <w:tcW w:type="dxa" w:w="6360"/>
+            <w:tcW w:type="pct" w:w="3397"/>
             <w:tcBorders>
               <w:top w:val="single" w:color="CCCCCC" w:sz="1"/>
               <w:left w:val="single" w:color="CCCCCC" w:sz="1"/>
@@ -2205,7 +2208,7 @@
       <w:tr>
         <w:tc>
           <w:tcPr>
-            <w:tcW w:type="dxa" w:w="3000"/>
+            <w:tcW w:type="pct" w:w="1603"/>
             <w:tcBorders>
               <w:top w:val="single" w:color="CCCCCC" w:sz="1"/>
               <w:left w:val="single" w:color="CCCCCC" w:sz="1"/>
@@ -2235,7 +2238,7 @@
         </w:tc>
         <w:tc>
           <w:tcPr>
-            <w:tcW w:type="dxa" w:w="6360"/>
+            <w:tcW w:type="pct" w:w="3397"/>
             <w:tcBorders>
               <w:top w:val="single" w:color="CCCCCC" w:sz="1"/>
               <w:left w:val="single" w:color="CCCCCC" w:sz="1"/>
@@ -2267,7 +2270,7 @@
       <w:tr>
         <w:tc>
           <w:tcPr>
-            <w:tcW w:type="dxa" w:w="3000"/>
+            <w:tcW w:type="pct" w:w="1603"/>
             <w:tcBorders>
               <w:top w:val="single" w:color="CCCCCC" w:sz="1"/>
               <w:left w:val="single" w:color="CCCCCC" w:sz="1"/>
@@ -2297,7 +2300,7 @@
         </w:tc>
         <w:tc>
           <w:tcPr>
-            <w:tcW w:type="dxa" w:w="6360"/>
+            <w:tcW w:type="pct" w:w="3397"/>
             <w:tcBorders>
               <w:top w:val="single" w:color="CCCCCC" w:sz="1"/>
               <w:left w:val="single" w:color="CCCCCC" w:sz="1"/>
@@ -2329,7 +2332,7 @@
       <w:tr>
         <w:tc>
           <w:tcPr>
-            <w:tcW w:type="dxa" w:w="3000"/>
+            <w:tcW w:type="pct" w:w="1603"/>
             <w:tcBorders>
               <w:top w:val="single" w:color="CCCCCC" w:sz="1"/>
               <w:left w:val="single" w:color="CCCCCC" w:sz="1"/>
@@ -2359,7 +2362,7 @@
         </w:tc>
         <w:tc>
           <w:tcPr>
-            <w:tcW w:type="dxa" w:w="6360"/>
+            <w:tcW w:type="pct" w:w="3397"/>
             <w:tcBorders>
               <w:top w:val="single" w:color="CCCCCC" w:sz="1"/>
               <w:left w:val="single" w:color="CCCCCC" w:sz="1"/>
@@ -2391,7 +2394,7 @@
       <w:tr>
         <w:tc>
           <w:tcPr>
-            <w:tcW w:type="dxa" w:w="3000"/>
+            <w:tcW w:type="pct" w:w="1603"/>
             <w:tcBorders>
               <w:top w:val="single" w:color="CCCCCC" w:sz="1"/>
               <w:left w:val="single" w:color="CCCCCC" w:sz="1"/>
@@ -2421,7 +2424,7 @@
         </w:tc>
         <w:tc>
           <w:tcPr>
-            <w:tcW w:type="dxa" w:w="6360"/>
+            <w:tcW w:type="pct" w:w="3397"/>
             <w:tcBorders>
               <w:top w:val="single" w:color="CCCCCC" w:sz="1"/>
               <w:left w:val="single" w:color="CCCCCC" w:sz="1"/>
@@ -2453,7 +2456,7 @@
       <w:tr>
         <w:tc>
           <w:tcPr>
-            <w:tcW w:type="dxa" w:w="3000"/>
+            <w:tcW w:type="pct" w:w="1603"/>
             <w:tcBorders>
               <w:top w:val="single" w:color="CCCCCC" w:sz="1"/>
               <w:left w:val="single" w:color="CCCCCC" w:sz="1"/>
@@ -2483,7 +2486,7 @@
         </w:tc>
         <w:tc>
           <w:tcPr>
-            <w:tcW w:type="dxa" w:w="6360"/>
+            <w:tcW w:type="pct" w:w="3397"/>
             <w:tcBorders>
               <w:top w:val="single" w:color="CCCCCC" w:sz="1"/>
               <w:left w:val="single" w:color="CCCCCC" w:sz="1"/>
@@ -2515,7 +2518,7 @@
       <w:tr>
         <w:tc>
           <w:tcPr>
-            <w:tcW w:type="dxa" w:w="3000"/>
+            <w:tcW w:type="pct" w:w="1603"/>
             <w:tcBorders>
               <w:top w:val="single" w:color="CCCCCC" w:sz="1"/>
               <w:left w:val="single" w:color="CCCCCC" w:sz="1"/>
@@ -2545,7 +2548,7 @@
         </w:tc>
         <w:tc>
           <w:tcPr>
-            <w:tcW w:type="dxa" w:w="6360"/>
+            <w:tcW w:type="pct" w:w="3397"/>
             <w:tcBorders>
               <w:top w:val="single" w:color="CCCCCC" w:sz="1"/>
               <w:left w:val="single" w:color="CCCCCC" w:sz="1"/>
@@ -2577,7 +2580,7 @@
       <w:tr>
         <w:tc>
           <w:tcPr>
-            <w:tcW w:type="dxa" w:w="3000"/>
+            <w:tcW w:type="pct" w:w="1603"/>
             <w:tcBorders>
               <w:top w:val="single" w:color="CCCCCC" w:sz="1"/>
               <w:left w:val="single" w:color="CCCCCC" w:sz="1"/>
@@ -2607,7 +2610,7 @@
         </w:tc>
         <w:tc>
           <w:tcPr>
-            <w:tcW w:type="dxa" w:w="6360"/>
+            <w:tcW w:type="pct" w:w="3397"/>
             <w:tcBorders>
               <w:top w:val="single" w:color="CCCCCC" w:sz="1"/>
               <w:left w:val="single" w:color="CCCCCC" w:sz="1"/>
@@ -2639,7 +2642,7 @@
       <w:tr>
         <w:tc>
           <w:tcPr>
-            <w:tcW w:type="dxa" w:w="3000"/>
+            <w:tcW w:type="pct" w:w="1603"/>
             <w:tcBorders>
               <w:top w:val="single" w:color="CCCCCC" w:sz="1"/>
               <w:left w:val="single" w:color="CCCCCC" w:sz="1"/>
@@ -2669,7 +2672,7 @@
         </w:tc>
         <w:tc>
           <w:tcPr>
-            <w:tcW w:type="dxa" w:w="6360"/>
+            <w:tcW w:type="pct" w:w="3397"/>
             <w:tcBorders>
               <w:top w:val="single" w:color="CCCCCC" w:sz="1"/>
               <w:left w:val="single" w:color="CCCCCC" w:sz="1"/>
@@ -2701,7 +2704,7 @@
       <w:tr>
         <w:tc>
           <w:tcPr>
-            <w:tcW w:type="dxa" w:w="3000"/>
+            <w:tcW w:type="pct" w:w="1603"/>
             <w:tcBorders>
               <w:top w:val="single" w:color="CCCCCC" w:sz="1"/>
               <w:left w:val="single" w:color="CCCCCC" w:sz="1"/>
@@ -2731,7 +2734,7 @@
         </w:tc>
         <w:tc>
           <w:tcPr>
-            <w:tcW w:type="dxa" w:w="6360"/>
+            <w:tcW w:type="pct" w:w="3397"/>
             <w:tcBorders>
               <w:top w:val="single" w:color="CCCCCC" w:sz="1"/>
               <w:left w:val="single" w:color="CCCCCC" w:sz="1"/>
@@ -2763,7 +2766,7 @@
       <w:tr>
         <w:tc>
           <w:tcPr>
-            <w:tcW w:type="dxa" w:w="3000"/>
+            <w:tcW w:type="pct" w:w="1603"/>
             <w:tcBorders>
               <w:top w:val="single" w:color="CCCCCC" w:sz="1"/>
               <w:left w:val="single" w:color="CCCCCC" w:sz="1"/>
@@ -2793,7 +2796,7 @@
         </w:tc>
         <w:tc>
           <w:tcPr>
-            <w:tcW w:type="dxa" w:w="6360"/>
+            <w:tcW w:type="pct" w:w="3397"/>
             <w:tcBorders>
               <w:top w:val="single" w:color="CCCCCC" w:sz="1"/>
               <w:left w:val="single" w:color="CCCCCC" w:sz="1"/>
@@ -2825,7 +2828,7 @@
       <w:tr>
         <w:tc>
           <w:tcPr>
-            <w:tcW w:type="dxa" w:w="3000"/>
+            <w:tcW w:type="pct" w:w="1603"/>
             <w:tcBorders>
               <w:top w:val="single" w:color="CCCCCC" w:sz="1"/>
               <w:left w:val="single" w:color="CCCCCC" w:sz="1"/>
@@ -2855,7 +2858,7 @@
         </w:tc>
         <w:tc>
           <w:tcPr>
-            <w:tcW w:type="dxa" w:w="6360"/>
+            <w:tcW w:type="pct" w:w="3397"/>
             <w:tcBorders>
               <w:top w:val="single" w:color="CCCCCC" w:sz="1"/>
               <w:left w:val="single" w:color="CCCCCC" w:sz="1"/>
@@ -2887,7 +2890,7 @@
       <w:tr>
         <w:tc>
           <w:tcPr>
-            <w:tcW w:type="dxa" w:w="3000"/>
+            <w:tcW w:type="pct" w:w="1603"/>
             <w:tcBorders>
               <w:top w:val="single" w:color="CCCCCC" w:sz="1"/>
               <w:left w:val="single" w:color="CCCCCC" w:sz="1"/>
@@ -2917,7 +2920,7 @@
         </w:tc>
         <w:tc>
           <w:tcPr>
-            <w:tcW w:type="dxa" w:w="6360"/>
+            <w:tcW w:type="pct" w:w="3397"/>
             <w:tcBorders>
               <w:top w:val="single" w:color="CCCCCC" w:sz="1"/>
               <w:left w:val="single" w:color="CCCCCC" w:sz="1"/>
@@ -4629,9 +4632,9 @@
         <w:t xml:space="preserve">Seven LoRA adapters attached to the frozen foundational model. Each adapts a subset of attention projection layers (Q, K, V, O). Rank 8–16. Initialized at zero output — at init, the model behaves identically to the frozen base.</w:t>
       </w:r>
     </w:p>
-    <w:tbl>
+    <w:tbl xmlns:w="http://schemas.openxmlformats.org/wordprocessingml/2006/main">
       <w:tblPr>
-        <w:tblW w:type="dxa" w:w="9360"/>
+        <w:tblW w:type="pct" w:w="5000"/>
         <w:tblBorders>
           <w:top w:val="single" w:color="auto" w:sz="4"/>
           <w:left w:val="single" w:color="auto" w:sz="4"/>
@@ -4640,6 +4643,7 @@
           <w:insideH w:val="single" w:color="auto" w:sz="4"/>
           <w:insideV w:val="single" w:color="auto" w:sz="4"/>
         </w:tblBorders>
+        <w:tblLayout w:type="autofit"/>
       </w:tblPr>
       <w:tblGrid>
         <w:gridCol w:w="800"/>
@@ -4651,7 +4655,7 @@
       <w:tr>
         <w:tc>
           <w:tcPr>
-            <w:tcW w:type="dxa" w:w="800"/>
+            <w:tcW w:type="pct" w:w="427"/>
             <w:tcBorders>
               <w:top w:val="single" w:color="CCCCCC" w:sz="1"/>
               <w:left w:val="single" w:color="CCCCCC" w:sz="1"/>
@@ -4682,7 +4686,7 @@
         </w:tc>
         <w:tc>
           <w:tcPr>
-            <w:tcW w:type="dxa" w:w="1800"/>
+            <w:tcW w:type="pct" w:w="962"/>
             <w:tcBorders>
               <w:top w:val="single" w:color="CCCCCC" w:sz="1"/>
               <w:left w:val="single" w:color="CCCCCC" w:sz="1"/>
@@ -4713,7 +4717,7 @@
         </w:tc>
         <w:tc>
           <w:tcPr>
-            <w:tcW w:type="dxa" w:w="2800"/>
+            <w:tcW w:type="pct" w:w="1496"/>
             <w:tcBorders>
               <w:top w:val="single" w:color="CCCCCC" w:sz="1"/>
               <w:left w:val="single" w:color="CCCCCC" w:sz="1"/>
@@ -4744,7 +4748,7 @@
         </w:tc>
         <w:tc>
           <w:tcPr>
-            <w:tcW w:type="dxa" w:w="1600"/>
+            <w:tcW w:type="pct" w:w="855"/>
             <w:tcBorders>
               <w:top w:val="single" w:color="CCCCCC" w:sz="1"/>
               <w:left w:val="single" w:color="CCCCCC" w:sz="1"/>
@@ -4775,7 +4779,7 @@
         </w:tc>
         <w:tc>
           <w:tcPr>
-            <w:tcW w:type="dxa" w:w="2360"/>
+            <w:tcW w:type="pct" w:w="1260"/>
             <w:tcBorders>
               <w:top w:val="single" w:color="CCCCCC" w:sz="1"/>
               <w:left w:val="single" w:color="CCCCCC" w:sz="1"/>
@@ -4808,7 +4812,7 @@
       <w:tr>
         <w:tc>
           <w:tcPr>
-            <w:tcW w:type="dxa" w:w="800"/>
+            <w:tcW w:type="pct" w:w="427"/>
             <w:tcBorders>
               <w:top w:val="single" w:color="CCCCCC" w:sz="1"/>
               <w:left w:val="single" w:color="CCCCCC" w:sz="1"/>
@@ -4838,7 +4842,7 @@
         </w:tc>
         <w:tc>
           <w:tcPr>
-            <w:tcW w:type="dxa" w:w="1800"/>
+            <w:tcW w:type="pct" w:w="962"/>
             <w:tcBorders>
               <w:top w:val="single" w:color="CCCCCC" w:sz="1"/>
               <w:left w:val="single" w:color="CCCCCC" w:sz="1"/>
@@ -4868,7 +4872,7 @@
         </w:tc>
         <w:tc>
           <w:tcPr>
-            <w:tcW w:type="dxa" w:w="2800"/>
+            <w:tcW w:type="pct" w:w="1496"/>
             <w:tcBorders>
               <w:top w:val="single" w:color="CCCCCC" w:sz="1"/>
               <w:left w:val="single" w:color="CCCCCC" w:sz="1"/>
@@ -4898,7 +4902,7 @@
         </w:tc>
         <w:tc>
           <w:tcPr>
-            <w:tcW w:type="dxa" w:w="1600"/>
+            <w:tcW w:type="pct" w:w="855"/>
             <w:tcBorders>
               <w:top w:val="single" w:color="CCCCCC" w:sz="1"/>
               <w:left w:val="single" w:color="CCCCCC" w:sz="1"/>
@@ -4928,7 +4932,7 @@
         </w:tc>
         <w:tc>
           <w:tcPr>
-            <w:tcW w:type="dxa" w:w="2360"/>
+            <w:tcW w:type="pct" w:w="1260"/>
             <w:tcBorders>
               <w:top w:val="single" w:color="CCCCCC" w:sz="1"/>
               <w:left w:val="single" w:color="CCCCCC" w:sz="1"/>
@@ -4960,7 +4964,7 @@
       <w:tr>
         <w:tc>
           <w:tcPr>
-            <w:tcW w:type="dxa" w:w="800"/>
+            <w:tcW w:type="pct" w:w="427"/>
             <w:tcBorders>
               <w:top w:val="single" w:color="CCCCCC" w:sz="1"/>
               <w:left w:val="single" w:color="CCCCCC" w:sz="1"/>
@@ -4990,7 +4994,7 @@
         </w:tc>
         <w:tc>
           <w:tcPr>
-            <w:tcW w:type="dxa" w:w="1800"/>
+            <w:tcW w:type="pct" w:w="962"/>
             <w:tcBorders>
               <w:top w:val="single" w:color="CCCCCC" w:sz="1"/>
               <w:left w:val="single" w:color="CCCCCC" w:sz="1"/>
@@ -5020,7 +5024,7 @@
         </w:tc>
         <w:tc>
           <w:tcPr>
-            <w:tcW w:type="dxa" w:w="2800"/>
+            <w:tcW w:type="pct" w:w="1496"/>
             <w:tcBorders>
               <w:top w:val="single" w:color="CCCCCC" w:sz="1"/>
               <w:left w:val="single" w:color="CCCCCC" w:sz="1"/>
@@ -5050,7 +5054,7 @@
         </w:tc>
         <w:tc>
           <w:tcPr>
-            <w:tcW w:type="dxa" w:w="1600"/>
+            <w:tcW w:type="pct" w:w="855"/>
             <w:tcBorders>
               <w:top w:val="single" w:color="CCCCCC" w:sz="1"/>
               <w:left w:val="single" w:color="CCCCCC" w:sz="1"/>
@@ -5080,7 +5084,7 @@
         </w:tc>
         <w:tc>
           <w:tcPr>
-            <w:tcW w:type="dxa" w:w="2360"/>
+            <w:tcW w:type="pct" w:w="1260"/>
             <w:tcBorders>
               <w:top w:val="single" w:color="CCCCCC" w:sz="1"/>
               <w:left w:val="single" w:color="CCCCCC" w:sz="1"/>
@@ -5112,7 +5116,7 @@
       <w:tr>
         <w:tc>
           <w:tcPr>
-            <w:tcW w:type="dxa" w:w="800"/>
+            <w:tcW w:type="pct" w:w="427"/>
             <w:tcBorders>
               <w:top w:val="single" w:color="CCCCCC" w:sz="1"/>
               <w:left w:val="single" w:color="CCCCCC" w:sz="1"/>
@@ -5142,7 +5146,7 @@
         </w:tc>
         <w:tc>
           <w:tcPr>
-            <w:tcW w:type="dxa" w:w="1800"/>
+            <w:tcW w:type="pct" w:w="962"/>
             <w:tcBorders>
               <w:top w:val="single" w:color="CCCCCC" w:sz="1"/>
               <w:left w:val="single" w:color="CCCCCC" w:sz="1"/>
@@ -5172,7 +5176,7 @@
         </w:tc>
         <w:tc>
           <w:tcPr>
-            <w:tcW w:type="dxa" w:w="2800"/>
+            <w:tcW w:type="pct" w:w="1496"/>
             <w:tcBorders>
               <w:top w:val="single" w:color="CCCCCC" w:sz="1"/>
               <w:left w:val="single" w:color="CCCCCC" w:sz="1"/>
@@ -5202,7 +5206,7 @@
         </w:tc>
         <w:tc>
           <w:tcPr>
-            <w:tcW w:type="dxa" w:w="1600"/>
+            <w:tcW w:type="pct" w:w="855"/>
             <w:tcBorders>
               <w:top w:val="single" w:color="CCCCCC" w:sz="1"/>
               <w:left w:val="single" w:color="CCCCCC" w:sz="1"/>
@@ -5232,7 +5236,7 @@
         </w:tc>
         <w:tc>
           <w:tcPr>
-            <w:tcW w:type="dxa" w:w="2360"/>
+            <w:tcW w:type="pct" w:w="1260"/>
             <w:tcBorders>
               <w:top w:val="single" w:color="CCCCCC" w:sz="1"/>
               <w:left w:val="single" w:color="CCCCCC" w:sz="1"/>
@@ -5264,7 +5268,7 @@
       <w:tr>
         <w:tc>
           <w:tcPr>
-            <w:tcW w:type="dxa" w:w="800"/>
+            <w:tcW w:type="pct" w:w="427"/>
             <w:tcBorders>
               <w:top w:val="single" w:color="CCCCCC" w:sz="1"/>
               <w:left w:val="single" w:color="CCCCCC" w:sz="1"/>
@@ -5294,7 +5298,7 @@
         </w:tc>
         <w:tc>
           <w:tcPr>
-            <w:tcW w:type="dxa" w:w="1800"/>
+            <w:tcW w:type="pct" w:w="962"/>
             <w:tcBorders>
               <w:top w:val="single" w:color="CCCCCC" w:sz="1"/>
               <w:left w:val="single" w:color="CCCCCC" w:sz="1"/>
@@ -5324,7 +5328,7 @@
         </w:tc>
         <w:tc>
           <w:tcPr>
-            <w:tcW w:type="dxa" w:w="2800"/>
+            <w:tcW w:type="pct" w:w="1496"/>
             <w:tcBorders>
               <w:top w:val="single" w:color="CCCCCC" w:sz="1"/>
               <w:left w:val="single" w:color="CCCCCC" w:sz="1"/>
@@ -5354,7 +5358,7 @@
         </w:tc>
         <w:tc>
           <w:tcPr>
-            <w:tcW w:type="dxa" w:w="1600"/>
+            <w:tcW w:type="pct" w:w="855"/>
             <w:tcBorders>
               <w:top w:val="single" w:color="CCCCCC" w:sz="1"/>
               <w:left w:val="single" w:color="CCCCCC" w:sz="1"/>
@@ -5384,7 +5388,7 @@
         </w:tc>
         <w:tc>
           <w:tcPr>
-            <w:tcW w:type="dxa" w:w="2360"/>
+            <w:tcW w:type="pct" w:w="1260"/>
             <w:tcBorders>
               <w:top w:val="single" w:color="CCCCCC" w:sz="1"/>
               <w:left w:val="single" w:color="CCCCCC" w:sz="1"/>
@@ -5416,7 +5420,7 @@
       <w:tr>
         <w:tc>
           <w:tcPr>
-            <w:tcW w:type="dxa" w:w="800"/>
+            <w:tcW w:type="pct" w:w="427"/>
             <w:tcBorders>
               <w:top w:val="single" w:color="CCCCCC" w:sz="1"/>
               <w:left w:val="single" w:color="CCCCCC" w:sz="1"/>
@@ -5446,7 +5450,7 @@
         </w:tc>
         <w:tc>
           <w:tcPr>
-            <w:tcW w:type="dxa" w:w="1800"/>
+            <w:tcW w:type="pct" w:w="962"/>
             <w:tcBorders>
               <w:top w:val="single" w:color="CCCCCC" w:sz="1"/>
               <w:left w:val="single" w:color="CCCCCC" w:sz="1"/>
@@ -5476,7 +5480,7 @@
         </w:tc>
         <w:tc>
           <w:tcPr>
-            <w:tcW w:type="dxa" w:w="2800"/>
+            <w:tcW w:type="pct" w:w="1496"/>
             <w:tcBorders>
               <w:top w:val="single" w:color="CCCCCC" w:sz="1"/>
               <w:left w:val="single" w:color="CCCCCC" w:sz="1"/>
@@ -5506,7 +5510,7 @@
         </w:tc>
         <w:tc>
           <w:tcPr>
-            <w:tcW w:type="dxa" w:w="1600"/>
+            <w:tcW w:type="pct" w:w="855"/>
             <w:tcBorders>
               <w:top w:val="single" w:color="CCCCCC" w:sz="1"/>
               <w:left w:val="single" w:color="CCCCCC" w:sz="1"/>
@@ -5536,7 +5540,7 @@
         </w:tc>
         <w:tc>
           <w:tcPr>
-            <w:tcW w:type="dxa" w:w="2360"/>
+            <w:tcW w:type="pct" w:w="1260"/>
             <w:tcBorders>
               <w:top w:val="single" w:color="CCCCCC" w:sz="1"/>
               <w:left w:val="single" w:color="CCCCCC" w:sz="1"/>
@@ -5568,7 +5572,7 @@
       <w:tr>
         <w:tc>
           <w:tcPr>
-            <w:tcW w:type="dxa" w:w="800"/>
+            <w:tcW w:type="pct" w:w="427"/>
             <w:tcBorders>
               <w:top w:val="single" w:color="CCCCCC" w:sz="1"/>
               <w:left w:val="single" w:color="CCCCCC" w:sz="1"/>
@@ -5598,7 +5602,7 @@
         </w:tc>
         <w:tc>
           <w:tcPr>
-            <w:tcW w:type="dxa" w:w="1800"/>
+            <w:tcW w:type="pct" w:w="962"/>
             <w:tcBorders>
               <w:top w:val="single" w:color="CCCCCC" w:sz="1"/>
               <w:left w:val="single" w:color="CCCCCC" w:sz="1"/>
@@ -5628,7 +5632,7 @@
         </w:tc>
         <w:tc>
           <w:tcPr>
-            <w:tcW w:type="dxa" w:w="2800"/>
+            <w:tcW w:type="pct" w:w="1496"/>
             <w:tcBorders>
               <w:top w:val="single" w:color="CCCCCC" w:sz="1"/>
               <w:left w:val="single" w:color="CCCCCC" w:sz="1"/>
@@ -5658,7 +5662,7 @@
         </w:tc>
         <w:tc>
           <w:tcPr>
-            <w:tcW w:type="dxa" w:w="1600"/>
+            <w:tcW w:type="pct" w:w="855"/>
             <w:tcBorders>
               <w:top w:val="single" w:color="CCCCCC" w:sz="1"/>
               <w:left w:val="single" w:color="CCCCCC" w:sz="1"/>
@@ -5688,7 +5692,7 @@
         </w:tc>
         <w:tc>
           <w:tcPr>
-            <w:tcW w:type="dxa" w:w="2360"/>
+            <w:tcW w:type="pct" w:w="1260"/>
             <w:tcBorders>
               <w:top w:val="single" w:color="CCCCCC" w:sz="1"/>
               <w:left w:val="single" w:color="CCCCCC" w:sz="1"/>
@@ -5720,7 +5724,7 @@
       <w:tr>
         <w:tc>
           <w:tcPr>
-            <w:tcW w:type="dxa" w:w="800"/>
+            <w:tcW w:type="pct" w:w="427"/>
             <w:tcBorders>
               <w:top w:val="single" w:color="CCCCCC" w:sz="1"/>
               <w:left w:val="single" w:color="CCCCCC" w:sz="1"/>
@@ -5750,7 +5754,7 @@
         </w:tc>
         <w:tc>
           <w:tcPr>
-            <w:tcW w:type="dxa" w:w="1800"/>
+            <w:tcW w:type="pct" w:w="962"/>
             <w:tcBorders>
               <w:top w:val="single" w:color="CCCCCC" w:sz="1"/>
               <w:left w:val="single" w:color="CCCCCC" w:sz="1"/>
@@ -5780,7 +5784,7 @@
         </w:tc>
         <w:tc>
           <w:tcPr>
-            <w:tcW w:type="dxa" w:w="2800"/>
+            <w:tcW w:type="pct" w:w="1496"/>
             <w:tcBorders>
               <w:top w:val="single" w:color="CCCCCC" w:sz="1"/>
               <w:left w:val="single" w:color="CCCCCC" w:sz="1"/>
@@ -5810,7 +5814,7 @@
         </w:tc>
         <w:tc>
           <w:tcPr>
-            <w:tcW w:type="dxa" w:w="1600"/>
+            <w:tcW w:type="pct" w:w="855"/>
             <w:tcBorders>
               <w:top w:val="single" w:color="CCCCCC" w:sz="1"/>
               <w:left w:val="single" w:color="CCCCCC" w:sz="1"/>
@@ -5840,7 +5844,7 @@
         </w:tc>
         <w:tc>
           <w:tcPr>
-            <w:tcW w:type="dxa" w:w="2360"/>
+            <w:tcW w:type="pct" w:w="1260"/>
             <w:tcBorders>
               <w:top w:val="single" w:color="CCCCCC" w:sz="1"/>
               <w:left w:val="single" w:color="CCCCCC" w:sz="1"/>
@@ -6501,9 +6505,9 @@
         <w:t xml:space="preserve">All of the following must pass before beginning Phase 2:</w:t>
       </w:r>
     </w:p>
-    <w:tbl>
+    <w:tbl xmlns:w="http://schemas.openxmlformats.org/wordprocessingml/2006/main">
       <w:tblPr>
-        <w:tblW w:type="dxa" w:w="9360"/>
+        <w:tblW w:type="pct" w:w="5000"/>
         <w:tblBorders>
           <w:top w:val="single" w:color="auto" w:sz="4"/>
           <w:left w:val="single" w:color="auto" w:sz="4"/>
@@ -6512,6 +6516,7 @@
           <w:insideH w:val="single" w:color="auto" w:sz="4"/>
           <w:insideV w:val="single" w:color="auto" w:sz="4"/>
         </w:tblBorders>
+        <w:tblLayout w:type="autofit"/>
       </w:tblPr>
       <w:tblGrid>
         <w:gridCol w:w="4200"/>
@@ -6521,7 +6526,7 @@
       <w:tr>
         <w:tc>
           <w:tcPr>
-            <w:tcW w:type="dxa" w:w="4200"/>
+            <w:tcW w:type="pct" w:w="2244"/>
             <w:tcBorders>
               <w:top w:val="single" w:color="CCCCCC" w:sz="1"/>
               <w:left w:val="single" w:color="CCCCCC" w:sz="1"/>
@@ -6552,7 +6557,7 @@
         </w:tc>
         <w:tc>
           <w:tcPr>
-            <w:tcW w:type="dxa" w:w="2800"/>
+            <w:tcW w:type="pct" w:w="1496"/>
             <w:tcBorders>
               <w:top w:val="single" w:color="CCCCCC" w:sz="1"/>
               <w:left w:val="single" w:color="CCCCCC" w:sz="1"/>
@@ -6583,7 +6588,7 @@
         </w:tc>
         <w:tc>
           <w:tcPr>
-            <w:tcW w:type="dxa" w:w="2360"/>
+            <w:tcW w:type="pct" w:w="1260"/>
             <w:tcBorders>
               <w:top w:val="single" w:color="CCCCCC" w:sz="1"/>
               <w:left w:val="single" w:color="CCCCCC" w:sz="1"/>
@@ -6616,7 +6621,7 @@
       <w:tr>
         <w:tc>
           <w:tcPr>
-            <w:tcW w:type="dxa" w:w="4200"/>
+            <w:tcW w:type="pct" w:w="2244"/>
             <w:tcBorders>
               <w:top w:val="single" w:color="CCCCCC" w:sz="1"/>
               <w:left w:val="single" w:color="CCCCCC" w:sz="1"/>
@@ -6646,7 +6651,7 @@
         </w:tc>
         <w:tc>
           <w:tcPr>
-            <w:tcW w:type="dxa" w:w="2800"/>
+            <w:tcW w:type="pct" w:w="1496"/>
             <w:tcBorders>
               <w:top w:val="single" w:color="CCCCCC" w:sz="1"/>
               <w:left w:val="single" w:color="CCCCCC" w:sz="1"/>
@@ -6676,7 +6681,7 @@
         </w:tc>
         <w:tc>
           <w:tcPr>
-            <w:tcW w:type="dxa" w:w="2360"/>
+            <w:tcW w:type="pct" w:w="1260"/>
             <w:tcBorders>
               <w:top w:val="single" w:color="CCCCCC" w:sz="1"/>
               <w:left w:val="single" w:color="CCCCCC" w:sz="1"/>
@@ -6708,7 +6713,7 @@
       <w:tr>
         <w:tc>
           <w:tcPr>
-            <w:tcW w:type="dxa" w:w="4200"/>
+            <w:tcW w:type="pct" w:w="2244"/>
             <w:tcBorders>
               <w:top w:val="single" w:color="CCCCCC" w:sz="1"/>
               <w:left w:val="single" w:color="CCCCCC" w:sz="1"/>
@@ -6738,7 +6743,7 @@
         </w:tc>
         <w:tc>
           <w:tcPr>
-            <w:tcW w:type="dxa" w:w="2800"/>
+            <w:tcW w:type="pct" w:w="1496"/>
             <w:tcBorders>
               <w:top w:val="single" w:color="CCCCCC" w:sz="1"/>
               <w:left w:val="single" w:color="CCCCCC" w:sz="1"/>
@@ -6768,7 +6773,7 @@
         </w:tc>
         <w:tc>
           <w:tcPr>
-            <w:tcW w:type="dxa" w:w="2360"/>
+            <w:tcW w:type="pct" w:w="1260"/>
             <w:tcBorders>
               <w:top w:val="single" w:color="CCCCCC" w:sz="1"/>
               <w:left w:val="single" w:color="CCCCCC" w:sz="1"/>
@@ -6800,7 +6805,7 @@
       <w:tr>
         <w:tc>
           <w:tcPr>
-            <w:tcW w:type="dxa" w:w="4200"/>
+            <w:tcW w:type="pct" w:w="2244"/>
             <w:tcBorders>
               <w:top w:val="single" w:color="CCCCCC" w:sz="1"/>
               <w:left w:val="single" w:color="CCCCCC" w:sz="1"/>
@@ -6830,7 +6835,7 @@
         </w:tc>
         <w:tc>
           <w:tcPr>
-            <w:tcW w:type="dxa" w:w="2800"/>
+            <w:tcW w:type="pct" w:w="1496"/>
             <w:tcBorders>
               <w:top w:val="single" w:color="CCCCCC" w:sz="1"/>
               <w:left w:val="single" w:color="CCCCCC" w:sz="1"/>
@@ -6860,7 +6865,7 @@
         </w:tc>
         <w:tc>
           <w:tcPr>
-            <w:tcW w:type="dxa" w:w="2360"/>
+            <w:tcW w:type="pct" w:w="1260"/>
             <w:tcBorders>
               <w:top w:val="single" w:color="CCCCCC" w:sz="1"/>
               <w:left w:val="single" w:color="CCCCCC" w:sz="1"/>
@@ -6892,7 +6897,7 @@
       <w:tr>
         <w:tc>
           <w:tcPr>
-            <w:tcW w:type="dxa" w:w="4200"/>
+            <w:tcW w:type="pct" w:w="2244"/>
             <w:tcBorders>
               <w:top w:val="single" w:color="CCCCCC" w:sz="1"/>
               <w:left w:val="single" w:color="CCCCCC" w:sz="1"/>
@@ -6922,7 +6927,7 @@
         </w:tc>
         <w:tc>
           <w:tcPr>
-            <w:tcW w:type="dxa" w:w="2800"/>
+            <w:tcW w:type="pct" w:w="1496"/>
             <w:tcBorders>
               <w:top w:val="single" w:color="CCCCCC" w:sz="1"/>
               <w:left w:val="single" w:color="CCCCCC" w:sz="1"/>
@@ -6952,7 +6957,7 @@
         </w:tc>
         <w:tc>
           <w:tcPr>
-            <w:tcW w:type="dxa" w:w="2360"/>
+            <w:tcW w:type="pct" w:w="1260"/>
             <w:tcBorders>
               <w:top w:val="single" w:color="CCCCCC" w:sz="1"/>
               <w:left w:val="single" w:color="CCCCCC" w:sz="1"/>
@@ -6984,7 +6989,7 @@
       <w:tr>
         <w:tc>
           <w:tcPr>
-            <w:tcW w:type="dxa" w:w="4200"/>
+            <w:tcW w:type="pct" w:w="2244"/>
             <w:tcBorders>
               <w:top w:val="single" w:color="CCCCCC" w:sz="1"/>
               <w:left w:val="single" w:color="CCCCCC" w:sz="1"/>
@@ -7014,7 +7019,7 @@
         </w:tc>
         <w:tc>
           <w:tcPr>
-            <w:tcW w:type="dxa" w:w="2800"/>
+            <w:tcW w:type="pct" w:w="1496"/>
             <w:tcBorders>
               <w:top w:val="single" w:color="CCCCCC" w:sz="1"/>
               <w:left w:val="single" w:color="CCCCCC" w:sz="1"/>
@@ -7044,7 +7049,7 @@
         </w:tc>
         <w:tc>
           <w:tcPr>
-            <w:tcW w:type="dxa" w:w="2360"/>
+            <w:tcW w:type="pct" w:w="1260"/>
             <w:tcBorders>
               <w:top w:val="single" w:color="CCCCCC" w:sz="1"/>
               <w:left w:val="single" w:color="CCCCCC" w:sz="1"/>
@@ -7076,7 +7081,7 @@
       <w:tr>
         <w:tc>
           <w:tcPr>
-            <w:tcW w:type="dxa" w:w="4200"/>
+            <w:tcW w:type="pct" w:w="2244"/>
             <w:tcBorders>
               <w:top w:val="single" w:color="CCCCCC" w:sz="1"/>
               <w:left w:val="single" w:color="CCCCCC" w:sz="1"/>
@@ -7106,7 +7111,7 @@
         </w:tc>
         <w:tc>
           <w:tcPr>
-            <w:tcW w:type="dxa" w:w="2800"/>
+            <w:tcW w:type="pct" w:w="1496"/>
             <w:tcBorders>
               <w:top w:val="single" w:color="CCCCCC" w:sz="1"/>
               <w:left w:val="single" w:color="CCCCCC" w:sz="1"/>
@@ -7136,7 +7141,7 @@
         </w:tc>
         <w:tc>
           <w:tcPr>
-            <w:tcW w:type="dxa" w:w="2360"/>
+            <w:tcW w:type="pct" w:w="1260"/>
             <w:tcBorders>
               <w:top w:val="single" w:color="CCCCCC" w:sz="1"/>
               <w:left w:val="single" w:color="CCCCCC" w:sz="1"/>
@@ -7168,7 +7173,7 @@
       <w:tr>
         <w:tc>
           <w:tcPr>
-            <w:tcW w:type="dxa" w:w="4200"/>
+            <w:tcW w:type="pct" w:w="2244"/>
             <w:tcBorders>
               <w:top w:val="single" w:color="CCCCCC" w:sz="1"/>
               <w:left w:val="single" w:color="CCCCCC" w:sz="1"/>
@@ -7198,7 +7203,7 @@
         </w:tc>
         <w:tc>
           <w:tcPr>
-            <w:tcW w:type="dxa" w:w="2800"/>
+            <w:tcW w:type="pct" w:w="1496"/>
             <w:tcBorders>
               <w:top w:val="single" w:color="CCCCCC" w:sz="1"/>
               <w:left w:val="single" w:color="CCCCCC" w:sz="1"/>
@@ -7228,7 +7233,7 @@
         </w:tc>
         <w:tc>
           <w:tcPr>
-            <w:tcW w:type="dxa" w:w="2360"/>
+            <w:tcW w:type="pct" w:w="1260"/>
             <w:tcBorders>
               <w:top w:val="single" w:color="CCCCCC" w:sz="1"/>
               <w:left w:val="single" w:color="CCCCCC" w:sz="1"/>
@@ -7260,7 +7265,7 @@
       <w:tr>
         <w:tc>
           <w:tcPr>
-            <w:tcW w:type="dxa" w:w="4200"/>
+            <w:tcW w:type="pct" w:w="2244"/>
             <w:tcBorders>
               <w:top w:val="single" w:color="CCCCCC" w:sz="1"/>
               <w:left w:val="single" w:color="CCCCCC" w:sz="1"/>
@@ -7290,7 +7295,7 @@
         </w:tc>
         <w:tc>
           <w:tcPr>
-            <w:tcW w:type="dxa" w:w="2800"/>
+            <w:tcW w:type="pct" w:w="1496"/>
             <w:tcBorders>
               <w:top w:val="single" w:color="CCCCCC" w:sz="1"/>
               <w:left w:val="single" w:color="CCCCCC" w:sz="1"/>
@@ -7320,7 +7325,7 @@
         </w:tc>
         <w:tc>
           <w:tcPr>
-            <w:tcW w:type="dxa" w:w="2360"/>
+            <w:tcW w:type="pct" w:w="1260"/>
             <w:tcBorders>
               <w:top w:val="single" w:color="CCCCCC" w:sz="1"/>
               <w:left w:val="single" w:color="CCCCCC" w:sz="1"/>
@@ -7352,7 +7357,7 @@
       <w:tr>
         <w:tc>
           <w:tcPr>
-            <w:tcW w:type="dxa" w:w="4200"/>
+            <w:tcW w:type="pct" w:w="2244"/>
             <w:tcBorders>
               <w:top w:val="single" w:color="CCCCCC" w:sz="1"/>
               <w:left w:val="single" w:color="CCCCCC" w:sz="1"/>
@@ -7382,7 +7387,7 @@
         </w:tc>
         <w:tc>
           <w:tcPr>
-            <w:tcW w:type="dxa" w:w="2800"/>
+            <w:tcW w:type="pct" w:w="1496"/>
             <w:tcBorders>
               <w:top w:val="single" w:color="CCCCCC" w:sz="1"/>
               <w:left w:val="single" w:color="CCCCCC" w:sz="1"/>
@@ -7412,7 +7417,7 @@
         </w:tc>
         <w:tc>
           <w:tcPr>
-            <w:tcW w:type="dxa" w:w="2360"/>
+            <w:tcW w:type="pct" w:w="1260"/>
             <w:tcBorders>
               <w:top w:val="single" w:color="CCCCCC" w:sz="1"/>
               <w:left w:val="single" w:color="CCCCCC" w:sz="1"/>
@@ -7444,7 +7449,7 @@
       <w:tr>
         <w:tc>
           <w:tcPr>
-            <w:tcW w:type="dxa" w:w="4200"/>
+            <w:tcW w:type="pct" w:w="2244"/>
             <w:tcBorders>
               <w:top w:val="single" w:color="CCCCCC" w:sz="1"/>
               <w:left w:val="single" w:color="CCCCCC" w:sz="1"/>
@@ -7474,7 +7479,7 @@
         </w:tc>
         <w:tc>
           <w:tcPr>
-            <w:tcW w:type="dxa" w:w="2800"/>
+            <w:tcW w:type="pct" w:w="1496"/>
             <w:tcBorders>
               <w:top w:val="single" w:color="CCCCCC" w:sz="1"/>
               <w:left w:val="single" w:color="CCCCCC" w:sz="1"/>
@@ -7504,7 +7509,7 @@
         </w:tc>
         <w:tc>
           <w:tcPr>
-            <w:tcW w:type="dxa" w:w="2360"/>
+            <w:tcW w:type="pct" w:w="1260"/>
             <w:tcBorders>
               <w:top w:val="single" w:color="CCCCCC" w:sz="1"/>
               <w:left w:val="single" w:color="CCCCCC" w:sz="1"/>
@@ -7536,7 +7541,7 @@
       <w:tr>
         <w:tc>
           <w:tcPr>
-            <w:tcW w:type="dxa" w:w="4200"/>
+            <w:tcW w:type="pct" w:w="2244"/>
             <w:tcBorders>
               <w:top w:val="single" w:color="CCCCCC" w:sz="1"/>
               <w:left w:val="single" w:color="CCCCCC" w:sz="1"/>
@@ -7566,7 +7571,7 @@
         </w:tc>
         <w:tc>
           <w:tcPr>
-            <w:tcW w:type="dxa" w:w="2800"/>
+            <w:tcW w:type="pct" w:w="1496"/>
             <w:tcBorders>
               <w:top w:val="single" w:color="CCCCCC" w:sz="1"/>
               <w:left w:val="single" w:color="CCCCCC" w:sz="1"/>
@@ -7596,7 +7601,7 @@
         </w:tc>
         <w:tc>
           <w:tcPr>
-            <w:tcW w:type="dxa" w:w="2360"/>
+            <w:tcW w:type="pct" w:w="1260"/>
             <w:tcBorders>
               <w:top w:val="single" w:color="CCCCCC" w:sz="1"/>
               <w:left w:val="single" w:color="CCCCCC" w:sz="1"/>
@@ -7628,7 +7633,7 @@
       <w:tr>
         <w:tc>
           <w:tcPr>
-            <w:tcW w:type="dxa" w:w="4200"/>
+            <w:tcW w:type="pct" w:w="2244"/>
             <w:tcBorders>
               <w:top w:val="single" w:color="CCCCCC" w:sz="1"/>
               <w:left w:val="single" w:color="CCCCCC" w:sz="1"/>
@@ -7658,7 +7663,7 @@
         </w:tc>
         <w:tc>
           <w:tcPr>
-            <w:tcW w:type="dxa" w:w="2800"/>
+            <w:tcW w:type="pct" w:w="1496"/>
             <w:tcBorders>
               <w:top w:val="single" w:color="CCCCCC" w:sz="1"/>
               <w:left w:val="single" w:color="CCCCCC" w:sz="1"/>
@@ -7688,7 +7693,7 @@
         </w:tc>
         <w:tc>
           <w:tcPr>
-            <w:tcW w:type="dxa" w:w="2360"/>
+            <w:tcW w:type="pct" w:w="1260"/>
             <w:tcBorders>
               <w:top w:val="single" w:color="CCCCCC" w:sz="1"/>
               <w:left w:val="single" w:color="CCCCCC" w:sz="1"/>
@@ -8937,9 +8942,9 @@
         <w:t xml:space="preserve">2.4 Phase 2 Acceptance Gate</w:t>
       </w:r>
     </w:p>
-    <w:tbl>
+    <w:tbl xmlns:w="http://schemas.openxmlformats.org/wordprocessingml/2006/main">
       <w:tblPr>
-        <w:tblW w:type="dxa" w:w="9360"/>
+        <w:tblW w:type="pct" w:w="5000"/>
         <w:tblBorders>
           <w:top w:val="single" w:color="auto" w:sz="4"/>
           <w:left w:val="single" w:color="auto" w:sz="4"/>
@@ -8948,6 +8953,7 @@
           <w:insideH w:val="single" w:color="auto" w:sz="4"/>
           <w:insideV w:val="single" w:color="auto" w:sz="4"/>
         </w:tblBorders>
+        <w:tblLayout w:type="autofit"/>
       </w:tblPr>
       <w:tblGrid>
         <w:gridCol w:w="4200"/>
@@ -8957,7 +8963,7 @@
       <w:tr>
         <w:tc>
           <w:tcPr>
-            <w:tcW w:type="dxa" w:w="4200"/>
+            <w:tcW w:type="pct" w:w="2244"/>
             <w:tcBorders>
               <w:top w:val="single" w:color="CCCCCC" w:sz="1"/>
               <w:left w:val="single" w:color="CCCCCC" w:sz="1"/>
@@ -8988,7 +8994,7 @@
         </w:tc>
         <w:tc>
           <w:tcPr>
-            <w:tcW w:type="dxa" w:w="2800"/>
+            <w:tcW w:type="pct" w:w="1496"/>
             <w:tcBorders>
               <w:top w:val="single" w:color="CCCCCC" w:sz="1"/>
               <w:left w:val="single" w:color="CCCCCC" w:sz="1"/>
@@ -9019,7 +9025,7 @@
         </w:tc>
         <w:tc>
           <w:tcPr>
-            <w:tcW w:type="dxa" w:w="2360"/>
+            <w:tcW w:type="pct" w:w="1260"/>
             <w:tcBorders>
               <w:top w:val="single" w:color="CCCCCC" w:sz="1"/>
               <w:left w:val="single" w:color="CCCCCC" w:sz="1"/>
@@ -9052,7 +9058,7 @@
       <w:tr>
         <w:tc>
           <w:tcPr>
-            <w:tcW w:type="dxa" w:w="4200"/>
+            <w:tcW w:type="pct" w:w="2244"/>
             <w:tcBorders>
               <w:top w:val="single" w:color="CCCCCC" w:sz="1"/>
               <w:left w:val="single" w:color="CCCCCC" w:sz="1"/>
@@ -9082,7 +9088,7 @@
         </w:tc>
         <w:tc>
           <w:tcPr>
-            <w:tcW w:type="dxa" w:w="2800"/>
+            <w:tcW w:type="pct" w:w="1496"/>
             <w:tcBorders>
               <w:top w:val="single" w:color="CCCCCC" w:sz="1"/>
               <w:left w:val="single" w:color="CCCCCC" w:sz="1"/>
@@ -9112,7 +9118,7 @@
         </w:tc>
         <w:tc>
           <w:tcPr>
-            <w:tcW w:type="dxa" w:w="2360"/>
+            <w:tcW w:type="pct" w:w="1260"/>
             <w:tcBorders>
               <w:top w:val="single" w:color="CCCCCC" w:sz="1"/>
               <w:left w:val="single" w:color="CCCCCC" w:sz="1"/>
@@ -9144,7 +9150,7 @@
       <w:tr>
         <w:tc>
           <w:tcPr>
-            <w:tcW w:type="dxa" w:w="4200"/>
+            <w:tcW w:type="pct" w:w="2244"/>
             <w:tcBorders>
               <w:top w:val="single" w:color="CCCCCC" w:sz="1"/>
               <w:left w:val="single" w:color="CCCCCC" w:sz="1"/>
@@ -9174,7 +9180,7 @@
         </w:tc>
         <w:tc>
           <w:tcPr>
-            <w:tcW w:type="dxa" w:w="2800"/>
+            <w:tcW w:type="pct" w:w="1496"/>
             <w:tcBorders>
               <w:top w:val="single" w:color="CCCCCC" w:sz="1"/>
               <w:left w:val="single" w:color="CCCCCC" w:sz="1"/>
@@ -9204,7 +9210,7 @@
         </w:tc>
         <w:tc>
           <w:tcPr>
-            <w:tcW w:type="dxa" w:w="2360"/>
+            <w:tcW w:type="pct" w:w="1260"/>
             <w:tcBorders>
               <w:top w:val="single" w:color="CCCCCC" w:sz="1"/>
               <w:left w:val="single" w:color="CCCCCC" w:sz="1"/>
@@ -9236,7 +9242,7 @@
       <w:tr>
         <w:tc>
           <w:tcPr>
-            <w:tcW w:type="dxa" w:w="4200"/>
+            <w:tcW w:type="pct" w:w="2244"/>
             <w:tcBorders>
               <w:top w:val="single" w:color="CCCCCC" w:sz="1"/>
               <w:left w:val="single" w:color="CCCCCC" w:sz="1"/>
@@ -9266,7 +9272,7 @@
         </w:tc>
         <w:tc>
           <w:tcPr>
-            <w:tcW w:type="dxa" w:w="2800"/>
+            <w:tcW w:type="pct" w:w="1496"/>
             <w:tcBorders>
               <w:top w:val="single" w:color="CCCCCC" w:sz="1"/>
               <w:left w:val="single" w:color="CCCCCC" w:sz="1"/>
@@ -9296,7 +9302,7 @@
         </w:tc>
         <w:tc>
           <w:tcPr>
-            <w:tcW w:type="dxa" w:w="2360"/>
+            <w:tcW w:type="pct" w:w="1260"/>
             <w:tcBorders>
               <w:top w:val="single" w:color="CCCCCC" w:sz="1"/>
               <w:left w:val="single" w:color="CCCCCC" w:sz="1"/>
@@ -9328,7 +9334,7 @@
       <w:tr>
         <w:tc>
           <w:tcPr>
-            <w:tcW w:type="dxa" w:w="4200"/>
+            <w:tcW w:type="pct" w:w="2244"/>
             <w:tcBorders>
               <w:top w:val="single" w:color="CCCCCC" w:sz="1"/>
               <w:left w:val="single" w:color="CCCCCC" w:sz="1"/>
@@ -9358,7 +9364,7 @@
         </w:tc>
         <w:tc>
           <w:tcPr>
-            <w:tcW w:type="dxa" w:w="2800"/>
+            <w:tcW w:type="pct" w:w="1496"/>
             <w:tcBorders>
               <w:top w:val="single" w:color="CCCCCC" w:sz="1"/>
               <w:left w:val="single" w:color="CCCCCC" w:sz="1"/>
@@ -9388,7 +9394,7 @@
         </w:tc>
         <w:tc>
           <w:tcPr>
-            <w:tcW w:type="dxa" w:w="2360"/>
+            <w:tcW w:type="pct" w:w="1260"/>
             <w:tcBorders>
               <w:top w:val="single" w:color="CCCCCC" w:sz="1"/>
               <w:left w:val="single" w:color="CCCCCC" w:sz="1"/>
@@ -9420,7 +9426,7 @@
       <w:tr>
         <w:tc>
           <w:tcPr>
-            <w:tcW w:type="dxa" w:w="4200"/>
+            <w:tcW w:type="pct" w:w="2244"/>
             <w:tcBorders>
               <w:top w:val="single" w:color="CCCCCC" w:sz="1"/>
               <w:left w:val="single" w:color="CCCCCC" w:sz="1"/>
@@ -9450,7 +9456,7 @@
         </w:tc>
         <w:tc>
           <w:tcPr>
-            <w:tcW w:type="dxa" w:w="2800"/>
+            <w:tcW w:type="pct" w:w="1496"/>
             <w:tcBorders>
               <w:top w:val="single" w:color="CCCCCC" w:sz="1"/>
               <w:left w:val="single" w:color="CCCCCC" w:sz="1"/>
@@ -9480,7 +9486,7 @@
         </w:tc>
         <w:tc>
           <w:tcPr>
-            <w:tcW w:type="dxa" w:w="2360"/>
+            <w:tcW w:type="pct" w:w="1260"/>
             <w:tcBorders>
               <w:top w:val="single" w:color="CCCCCC" w:sz="1"/>
               <w:left w:val="single" w:color="CCCCCC" w:sz="1"/>
@@ -9512,7 +9518,7 @@
       <w:tr>
         <w:tc>
           <w:tcPr>
-            <w:tcW w:type="dxa" w:w="4200"/>
+            <w:tcW w:type="pct" w:w="2244"/>
             <w:tcBorders>
               <w:top w:val="single" w:color="CCCCCC" w:sz="1"/>
               <w:left w:val="single" w:color="CCCCCC" w:sz="1"/>
@@ -9542,7 +9548,7 @@
         </w:tc>
         <w:tc>
           <w:tcPr>
-            <w:tcW w:type="dxa" w:w="2800"/>
+            <w:tcW w:type="pct" w:w="1496"/>
             <w:tcBorders>
               <w:top w:val="single" w:color="CCCCCC" w:sz="1"/>
               <w:left w:val="single" w:color="CCCCCC" w:sz="1"/>
@@ -9572,7 +9578,7 @@
         </w:tc>
         <w:tc>
           <w:tcPr>
-            <w:tcW w:type="dxa" w:w="2360"/>
+            <w:tcW w:type="pct" w:w="1260"/>
             <w:tcBorders>
               <w:top w:val="single" w:color="CCCCCC" w:sz="1"/>
               <w:left w:val="single" w:color="CCCCCC" w:sz="1"/>
@@ -9685,9 +9691,9 @@
         <w:t xml:space="preserve">A lightweight patch-based VQVAE producing discrete visual tokens. Options: train a small VQVAE from scratch (~20M params) or fine-tune from a pre-existing small checkpoint (e.g. DALL-E dVAE, MobileVIT-based).</w:t>
       </w:r>
     </w:p>
-    <w:tbl>
+    <w:tbl xmlns:w="http://schemas.openxmlformats.org/wordprocessingml/2006/main">
       <w:tblPr>
-        <w:tblW w:type="dxa" w:w="9360"/>
+        <w:tblW w:type="pct" w:w="5000"/>
         <w:tblBorders>
           <w:top w:val="single" w:color="auto" w:sz="4"/>
           <w:left w:val="single" w:color="auto" w:sz="4"/>
@@ -9696,6 +9702,7 @@
           <w:insideH w:val="single" w:color="auto" w:sz="4"/>
           <w:insideV w:val="single" w:color="auto" w:sz="4"/>
         </w:tblBorders>
+        <w:tblLayout w:type="autofit"/>
       </w:tblPr>
       <w:tblGrid>
         <w:gridCol w:w="3000"/>
@@ -9704,7 +9711,7 @@
       <w:tr>
         <w:tc>
           <w:tcPr>
-            <w:tcW w:type="dxa" w:w="3000"/>
+            <w:tcW w:type="pct" w:w="1603"/>
             <w:tcBorders>
               <w:top w:val="single" w:color="CCCCCC" w:sz="1"/>
               <w:left w:val="single" w:color="CCCCCC" w:sz="1"/>
@@ -9735,7 +9742,7 @@
         </w:tc>
         <w:tc>
           <w:tcPr>
-            <w:tcW w:type="dxa" w:w="6360"/>
+            <w:tcW w:type="pct" w:w="3397"/>
             <w:tcBorders>
               <w:top w:val="single" w:color="CCCCCC" w:sz="1"/>
               <w:left w:val="single" w:color="CCCCCC" w:sz="1"/>
@@ -9768,7 +9775,7 @@
       <w:tr>
         <w:tc>
           <w:tcPr>
-            <w:tcW w:type="dxa" w:w="3000"/>
+            <w:tcW w:type="pct" w:w="1603"/>
             <w:tcBorders>
               <w:top w:val="single" w:color="CCCCCC" w:sz="1"/>
               <w:left w:val="single" w:color="CCCCCC" w:sz="1"/>
@@ -9798,7 +9805,7 @@
         </w:tc>
         <w:tc>
           <w:tcPr>
-            <w:tcW w:type="dxa" w:w="6360"/>
+            <w:tcW w:type="pct" w:w="3397"/>
             <w:tcBorders>
               <w:top w:val="single" w:color="CCCCCC" w:sz="1"/>
               <w:left w:val="single" w:color="CCCCCC" w:sz="1"/>
@@ -9830,7 +9837,7 @@
       <w:tr>
         <w:tc>
           <w:tcPr>
-            <w:tcW w:type="dxa" w:w="3000"/>
+            <w:tcW w:type="pct" w:w="1603"/>
             <w:tcBorders>
               <w:top w:val="single" w:color="CCCCCC" w:sz="1"/>
               <w:left w:val="single" w:color="CCCCCC" w:sz="1"/>
@@ -9860,7 +9867,7 @@
         </w:tc>
         <w:tc>
           <w:tcPr>
-            <w:tcW w:type="dxa" w:w="6360"/>
+            <w:tcW w:type="pct" w:w="3397"/>
             <w:tcBorders>
               <w:top w:val="single" w:color="CCCCCC" w:sz="1"/>
               <w:left w:val="single" w:color="CCCCCC" w:sz="1"/>
@@ -9892,7 +9899,7 @@
       <w:tr>
         <w:tc>
           <w:tcPr>
-            <w:tcW w:type="dxa" w:w="3000"/>
+            <w:tcW w:type="pct" w:w="1603"/>
             <w:tcBorders>
               <w:top w:val="single" w:color="CCCCCC" w:sz="1"/>
               <w:left w:val="single" w:color="CCCCCC" w:sz="1"/>
@@ -9922,7 +9929,7 @@
         </w:tc>
         <w:tc>
           <w:tcPr>
-            <w:tcW w:type="dxa" w:w="6360"/>
+            <w:tcW w:type="pct" w:w="3397"/>
             <w:tcBorders>
               <w:top w:val="single" w:color="CCCCCC" w:sz="1"/>
               <w:left w:val="single" w:color="CCCCCC" w:sz="1"/>
@@ -9954,7 +9961,7 @@
       <w:tr>
         <w:tc>
           <w:tcPr>
-            <w:tcW w:type="dxa" w:w="3000"/>
+            <w:tcW w:type="pct" w:w="1603"/>
             <w:tcBorders>
               <w:top w:val="single" w:color="CCCCCC" w:sz="1"/>
               <w:left w:val="single" w:color="CCCCCC" w:sz="1"/>
@@ -9984,7 +9991,7 @@
         </w:tc>
         <w:tc>
           <w:tcPr>
-            <w:tcW w:type="dxa" w:w="6360"/>
+            <w:tcW w:type="pct" w:w="3397"/>
             <w:tcBorders>
               <w:top w:val="single" w:color="CCCCCC" w:sz="1"/>
               <w:left w:val="single" w:color="CCCCCC" w:sz="1"/>
@@ -10016,7 +10023,7 @@
       <w:tr>
         <w:tc>
           <w:tcPr>
-            <w:tcW w:type="dxa" w:w="3000"/>
+            <w:tcW w:type="pct" w:w="1603"/>
             <w:tcBorders>
               <w:top w:val="single" w:color="CCCCCC" w:sz="1"/>
               <w:left w:val="single" w:color="CCCCCC" w:sz="1"/>
@@ -10046,7 +10053,7 @@
         </w:tc>
         <w:tc>
           <w:tcPr>
-            <w:tcW w:type="dxa" w:w="6360"/>
+            <w:tcW w:type="pct" w:w="3397"/>
             <w:tcBorders>
               <w:top w:val="single" w:color="CCCCCC" w:sz="1"/>
               <w:left w:val="single" w:color="CCCCCC" w:sz="1"/>
@@ -10290,9 +10297,9 @@
         <w:t xml:space="preserve">3.3 Phase 3 Acceptance Gate</w:t>
       </w:r>
     </w:p>
-    <w:tbl>
+    <w:tbl xmlns:w="http://schemas.openxmlformats.org/wordprocessingml/2006/main">
       <w:tblPr>
-        <w:tblW w:type="dxa" w:w="9360"/>
+        <w:tblW w:type="pct" w:w="5000"/>
         <w:tblBorders>
           <w:top w:val="single" w:color="auto" w:sz="4"/>
           <w:left w:val="single" w:color="auto" w:sz="4"/>
@@ -10301,6 +10308,7 @@
           <w:insideH w:val="single" w:color="auto" w:sz="4"/>
           <w:insideV w:val="single" w:color="auto" w:sz="4"/>
         </w:tblBorders>
+        <w:tblLayout w:type="autofit"/>
       </w:tblPr>
       <w:tblGrid>
         <w:gridCol w:w="4200"/>
@@ -10310,7 +10318,7 @@
       <w:tr>
         <w:tc>
           <w:tcPr>
-            <w:tcW w:type="dxa" w:w="4200"/>
+            <w:tcW w:type="pct" w:w="2244"/>
             <w:tcBorders>
               <w:top w:val="single" w:color="CCCCCC" w:sz="1"/>
               <w:left w:val="single" w:color="CCCCCC" w:sz="1"/>
@@ -10341,7 +10349,7 @@
         </w:tc>
         <w:tc>
           <w:tcPr>
-            <w:tcW w:type="dxa" w:w="2800"/>
+            <w:tcW w:type="pct" w:w="1496"/>
             <w:tcBorders>
               <w:top w:val="single" w:color="CCCCCC" w:sz="1"/>
               <w:left w:val="single" w:color="CCCCCC" w:sz="1"/>
@@ -10372,7 +10380,7 @@
         </w:tc>
         <w:tc>
           <w:tcPr>
-            <w:tcW w:type="dxa" w:w="2360"/>
+            <w:tcW w:type="pct" w:w="1260"/>
             <w:tcBorders>
               <w:top w:val="single" w:color="CCCCCC" w:sz="1"/>
               <w:left w:val="single" w:color="CCCCCC" w:sz="1"/>
@@ -10405,7 +10413,7 @@
       <w:tr>
         <w:tc>
           <w:tcPr>
-            <w:tcW w:type="dxa" w:w="4200"/>
+            <w:tcW w:type="pct" w:w="2244"/>
             <w:tcBorders>
               <w:top w:val="single" w:color="CCCCCC" w:sz="1"/>
               <w:left w:val="single" w:color="CCCCCC" w:sz="1"/>
@@ -10435,7 +10443,7 @@
         </w:tc>
         <w:tc>
           <w:tcPr>
-            <w:tcW w:type="dxa" w:w="2800"/>
+            <w:tcW w:type="pct" w:w="1496"/>
             <w:tcBorders>
               <w:top w:val="single" w:color="CCCCCC" w:sz="1"/>
               <w:left w:val="single" w:color="CCCCCC" w:sz="1"/>
@@ -10465,7 +10473,7 @@
         </w:tc>
         <w:tc>
           <w:tcPr>
-            <w:tcW w:type="dxa" w:w="2360"/>
+            <w:tcW w:type="pct" w:w="1260"/>
             <w:tcBorders>
               <w:top w:val="single" w:color="CCCCCC" w:sz="1"/>
               <w:left w:val="single" w:color="CCCCCC" w:sz="1"/>
@@ -10497,7 +10505,7 @@
       <w:tr>
         <w:tc>
           <w:tcPr>
-            <w:tcW w:type="dxa" w:w="4200"/>
+            <w:tcW w:type="pct" w:w="2244"/>
             <w:tcBorders>
               <w:top w:val="single" w:color="CCCCCC" w:sz="1"/>
               <w:left w:val="single" w:color="CCCCCC" w:sz="1"/>
@@ -10527,7 +10535,7 @@
         </w:tc>
         <w:tc>
           <w:tcPr>
-            <w:tcW w:type="dxa" w:w="2800"/>
+            <w:tcW w:type="pct" w:w="1496"/>
             <w:tcBorders>
               <w:top w:val="single" w:color="CCCCCC" w:sz="1"/>
               <w:left w:val="single" w:color="CCCCCC" w:sz="1"/>
@@ -10557,7 +10565,7 @@
         </w:tc>
         <w:tc>
           <w:tcPr>
-            <w:tcW w:type="dxa" w:w="2360"/>
+            <w:tcW w:type="pct" w:w="1260"/>
             <w:tcBorders>
               <w:top w:val="single" w:color="CCCCCC" w:sz="1"/>
               <w:left w:val="single" w:color="CCCCCC" w:sz="1"/>
@@ -10589,7 +10597,7 @@
       <w:tr>
         <w:tc>
           <w:tcPr>
-            <w:tcW w:type="dxa" w:w="4200"/>
+            <w:tcW w:type="pct" w:w="2244"/>
             <w:tcBorders>
               <w:top w:val="single" w:color="CCCCCC" w:sz="1"/>
               <w:left w:val="single" w:color="CCCCCC" w:sz="1"/>
@@ -10619,7 +10627,7 @@
         </w:tc>
         <w:tc>
           <w:tcPr>
-            <w:tcW w:type="dxa" w:w="2800"/>
+            <w:tcW w:type="pct" w:w="1496"/>
             <w:tcBorders>
               <w:top w:val="single" w:color="CCCCCC" w:sz="1"/>
               <w:left w:val="single" w:color="CCCCCC" w:sz="1"/>
@@ -10649,7 +10657,7 @@
         </w:tc>
         <w:tc>
           <w:tcPr>
-            <w:tcW w:type="dxa" w:w="2360"/>
+            <w:tcW w:type="pct" w:w="1260"/>
             <w:tcBorders>
               <w:top w:val="single" w:color="CCCCCC" w:sz="1"/>
               <w:left w:val="single" w:color="CCCCCC" w:sz="1"/>
@@ -10681,7 +10689,7 @@
       <w:tr>
         <w:tc>
           <w:tcPr>
-            <w:tcW w:type="dxa" w:w="4200"/>
+            <w:tcW w:type="pct" w:w="2244"/>
             <w:tcBorders>
               <w:top w:val="single" w:color="CCCCCC" w:sz="1"/>
               <w:left w:val="single" w:color="CCCCCC" w:sz="1"/>
@@ -10711,7 +10719,7 @@
         </w:tc>
         <w:tc>
           <w:tcPr>
-            <w:tcW w:type="dxa" w:w="2800"/>
+            <w:tcW w:type="pct" w:w="1496"/>
             <w:tcBorders>
               <w:top w:val="single" w:color="CCCCCC" w:sz="1"/>
               <w:left w:val="single" w:color="CCCCCC" w:sz="1"/>
@@ -10741,7 +10749,7 @@
         </w:tc>
         <w:tc>
           <w:tcPr>
-            <w:tcW w:type="dxa" w:w="2360"/>
+            <w:tcW w:type="pct" w:w="1260"/>
             <w:tcBorders>
               <w:top w:val="single" w:color="CCCCCC" w:sz="1"/>
               <w:left w:val="single" w:color="CCCCCC" w:sz="1"/>
@@ -11160,9 +11168,9 @@
         <w:t xml:space="preserve">Monitors each consolidation cycle for signs that current parametric capacity is insufficient. Triggers sector expansion or creation when GNS exceeds thresholds.</w:t>
       </w:r>
     </w:p>
-    <w:tbl>
+    <w:tbl xmlns:w="http://schemas.openxmlformats.org/wordprocessingml/2006/main">
       <w:tblPr>
-        <w:tblW w:type="dxa" w:w="9360"/>
+        <w:tblW w:type="pct" w:w="5000"/>
         <w:tblBorders>
           <w:top w:val="single" w:color="auto" w:sz="4"/>
           <w:left w:val="single" w:color="auto" w:sz="4"/>
@@ -11171,6 +11179,7 @@
           <w:insideH w:val="single" w:color="auto" w:sz="4"/>
           <w:insideV w:val="single" w:color="auto" w:sz="4"/>
         </w:tblBorders>
+        <w:tblLayout w:type="autofit"/>
       </w:tblPr>
       <w:tblGrid>
         <w:gridCol w:w="2200"/>
@@ -11180,7 +11189,7 @@
       <w:tr>
         <w:tc>
           <w:tcPr>
-            <w:tcW w:type="dxa" w:w="2200"/>
+            <w:tcW w:type="pct" w:w="1175"/>
             <w:tcBorders>
               <w:top w:val="single" w:color="CCCCCC" w:sz="1"/>
               <w:left w:val="single" w:color="CCCCCC" w:sz="1"/>
@@ -11211,7 +11220,7 @@
         </w:tc>
         <w:tc>
           <w:tcPr>
-            <w:tcW w:type="dxa" w:w="2200"/>
+            <w:tcW w:type="pct" w:w="1175"/>
             <w:tcBorders>
               <w:top w:val="single" w:color="CCCCCC" w:sz="1"/>
               <w:left w:val="single" w:color="CCCCCC" w:sz="1"/>
@@ -11242,7 +11251,7 @@
         </w:tc>
         <w:tc>
           <w:tcPr>
-            <w:tcW w:type="dxa" w:w="4960"/>
+            <w:tcW w:type="pct" w:w="2650"/>
             <w:tcBorders>
               <w:top w:val="single" w:color="CCCCCC" w:sz="1"/>
               <w:left w:val="single" w:color="CCCCCC" w:sz="1"/>
@@ -11275,7 +11284,7 @@
       <w:tr>
         <w:tc>
           <w:tcPr>
-            <w:tcW w:type="dxa" w:w="2200"/>
+            <w:tcW w:type="pct" w:w="1175"/>
             <w:tcBorders>
               <w:top w:val="single" w:color="CCCCCC" w:sz="1"/>
               <w:left w:val="single" w:color="CCCCCC" w:sz="1"/>
@@ -11305,7 +11314,7 @@
         </w:tc>
         <w:tc>
           <w:tcPr>
-            <w:tcW w:type="dxa" w:w="2200"/>
+            <w:tcW w:type="pct" w:w="1175"/>
             <w:tcBorders>
               <w:top w:val="single" w:color="CCCCCC" w:sz="1"/>
               <w:left w:val="single" w:color="CCCCCC" w:sz="1"/>
@@ -11335,7 +11344,7 @@
         </w:tc>
         <w:tc>
           <w:tcPr>
-            <w:tcW w:type="dxa" w:w="4960"/>
+            <w:tcW w:type="pct" w:w="2650"/>
             <w:tcBorders>
               <w:top w:val="single" w:color="CCCCCC" w:sz="1"/>
               <w:left w:val="single" w:color="CCCCCC" w:sz="1"/>
@@ -11367,7 +11376,7 @@
       <w:tr>
         <w:tc>
           <w:tcPr>
-            <w:tcW w:type="dxa" w:w="2200"/>
+            <w:tcW w:type="pct" w:w="1175"/>
             <w:tcBorders>
               <w:top w:val="single" w:color="CCCCCC" w:sz="1"/>
               <w:left w:val="single" w:color="CCCCCC" w:sz="1"/>
@@ -11397,7 +11406,7 @@
         </w:tc>
         <w:tc>
           <w:tcPr>
-            <w:tcW w:type="dxa" w:w="2200"/>
+            <w:tcW w:type="pct" w:w="1175"/>
             <w:tcBorders>
               <w:top w:val="single" w:color="CCCCCC" w:sz="1"/>
               <w:left w:val="single" w:color="CCCCCC" w:sz="1"/>
@@ -11427,7 +11436,7 @@
         </w:tc>
         <w:tc>
           <w:tcPr>
-            <w:tcW w:type="dxa" w:w="4960"/>
+            <w:tcW w:type="pct" w:w="2650"/>
             <w:tcBorders>
               <w:top w:val="single" w:color="CCCCCC" w:sz="1"/>
               <w:left w:val="single" w:color="CCCCCC" w:sz="1"/>
@@ -11459,7 +11468,7 @@
       <w:tr>
         <w:tc>
           <w:tcPr>
-            <w:tcW w:type="dxa" w:w="2200"/>
+            <w:tcW w:type="pct" w:w="1175"/>
             <w:tcBorders>
               <w:top w:val="single" w:color="CCCCCC" w:sz="1"/>
               <w:left w:val="single" w:color="CCCCCC" w:sz="1"/>
@@ -11489,7 +11498,7 @@
         </w:tc>
         <w:tc>
           <w:tcPr>
-            <w:tcW w:type="dxa" w:w="2200"/>
+            <w:tcW w:type="pct" w:w="1175"/>
             <w:tcBorders>
               <w:top w:val="single" w:color="CCCCCC" w:sz="1"/>
               <w:left w:val="single" w:color="CCCCCC" w:sz="1"/>
@@ -11519,7 +11528,7 @@
         </w:tc>
         <w:tc>
           <w:tcPr>
-            <w:tcW w:type="dxa" w:w="4960"/>
+            <w:tcW w:type="pct" w:w="2650"/>
             <w:tcBorders>
               <w:top w:val="single" w:color="CCCCCC" w:sz="1"/>
               <w:left w:val="single" w:color="CCCCCC" w:sz="1"/>
@@ -11551,7 +11560,7 @@
       <w:tr>
         <w:tc>
           <w:tcPr>
-            <w:tcW w:type="dxa" w:w="2200"/>
+            <w:tcW w:type="pct" w:w="1175"/>
             <w:tcBorders>
               <w:top w:val="single" w:color="CCCCCC" w:sz="1"/>
               <w:left w:val="single" w:color="CCCCCC" w:sz="1"/>
@@ -11581,7 +11590,7 @@
         </w:tc>
         <w:tc>
           <w:tcPr>
-            <w:tcW w:type="dxa" w:w="2200"/>
+            <w:tcW w:type="pct" w:w="1175"/>
             <w:tcBorders>
               <w:top w:val="single" w:color="CCCCCC" w:sz="1"/>
               <w:left w:val="single" w:color="CCCCCC" w:sz="1"/>
@@ -11611,7 +11620,7 @@
         </w:tc>
         <w:tc>
           <w:tcPr>
-            <w:tcW w:type="dxa" w:w="4960"/>
+            <w:tcW w:type="pct" w:w="2650"/>
             <w:tcBorders>
               <w:top w:val="single" w:color="CCCCCC" w:sz="1"/>
               <w:left w:val="single" w:color="CCCCCC" w:sz="1"/>
@@ -11763,9 +11772,9 @@
         <w:t xml:space="preserve">4.3 Phase 4 Acceptance Gate — Full System</w:t>
       </w:r>
     </w:p>
-    <w:tbl>
+    <w:tbl xmlns:w="http://schemas.openxmlformats.org/wordprocessingml/2006/main">
       <w:tblPr>
-        <w:tblW w:type="dxa" w:w="9360"/>
+        <w:tblW w:type="pct" w:w="5000"/>
         <w:tblBorders>
           <w:top w:val="single" w:color="auto" w:sz="4"/>
           <w:left w:val="single" w:color="auto" w:sz="4"/>
@@ -11774,6 +11783,7 @@
           <w:insideH w:val="single" w:color="auto" w:sz="4"/>
           <w:insideV w:val="single" w:color="auto" w:sz="4"/>
         </w:tblBorders>
+        <w:tblLayout w:type="autofit"/>
       </w:tblPr>
       <w:tblGrid>
         <w:gridCol w:w="4200"/>
@@ -11783,7 +11793,7 @@
       <w:tr>
         <w:tc>
           <w:tcPr>
-            <w:tcW w:type="dxa" w:w="4200"/>
+            <w:tcW w:type="pct" w:w="2244"/>
             <w:tcBorders>
               <w:top w:val="single" w:color="CCCCCC" w:sz="1"/>
               <w:left w:val="single" w:color="CCCCCC" w:sz="1"/>
@@ -11814,7 +11824,7 @@
         </w:tc>
         <w:tc>
           <w:tcPr>
-            <w:tcW w:type="dxa" w:w="2800"/>
+            <w:tcW w:type="pct" w:w="1496"/>
             <w:tcBorders>
               <w:top w:val="single" w:color="CCCCCC" w:sz="1"/>
               <w:left w:val="single" w:color="CCCCCC" w:sz="1"/>
@@ -11845,7 +11855,7 @@
         </w:tc>
         <w:tc>
           <w:tcPr>
-            <w:tcW w:type="dxa" w:w="2360"/>
+            <w:tcW w:type="pct" w:w="1260"/>
             <w:tcBorders>
               <w:top w:val="single" w:color="CCCCCC" w:sz="1"/>
               <w:left w:val="single" w:color="CCCCCC" w:sz="1"/>
@@ -11878,7 +11888,7 @@
       <w:tr>
         <w:tc>
           <w:tcPr>
-            <w:tcW w:type="dxa" w:w="4200"/>
+            <w:tcW w:type="pct" w:w="2244"/>
             <w:tcBorders>
               <w:top w:val="single" w:color="CCCCCC" w:sz="1"/>
               <w:left w:val="single" w:color="CCCCCC" w:sz="1"/>
@@ -11908,7 +11918,7 @@
         </w:tc>
         <w:tc>
           <w:tcPr>
-            <w:tcW w:type="dxa" w:w="2800"/>
+            <w:tcW w:type="pct" w:w="1496"/>
             <w:tcBorders>
               <w:top w:val="single" w:color="CCCCCC" w:sz="1"/>
               <w:left w:val="single" w:color="CCCCCC" w:sz="1"/>
@@ -11938,7 +11948,7 @@
         </w:tc>
         <w:tc>
           <w:tcPr>
-            <w:tcW w:type="dxa" w:w="2360"/>
+            <w:tcW w:type="pct" w:w="1260"/>
             <w:tcBorders>
               <w:top w:val="single" w:color="CCCCCC" w:sz="1"/>
               <w:left w:val="single" w:color="CCCCCC" w:sz="1"/>
@@ -11970,7 +11980,7 @@
       <w:tr>
         <w:tc>
           <w:tcPr>
-            <w:tcW w:type="dxa" w:w="4200"/>
+            <w:tcW w:type="pct" w:w="2244"/>
             <w:tcBorders>
               <w:top w:val="single" w:color="CCCCCC" w:sz="1"/>
               <w:left w:val="single" w:color="CCCCCC" w:sz="1"/>
@@ -12000,7 +12010,7 @@
         </w:tc>
         <w:tc>
           <w:tcPr>
-            <w:tcW w:type="dxa" w:w="2800"/>
+            <w:tcW w:type="pct" w:w="1496"/>
             <w:tcBorders>
               <w:top w:val="single" w:color="CCCCCC" w:sz="1"/>
               <w:left w:val="single" w:color="CCCCCC" w:sz="1"/>
@@ -12030,7 +12040,7 @@
         </w:tc>
         <w:tc>
           <w:tcPr>
-            <w:tcW w:type="dxa" w:w="2360"/>
+            <w:tcW w:type="pct" w:w="1260"/>
             <w:tcBorders>
               <w:top w:val="single" w:color="CCCCCC" w:sz="1"/>
               <w:left w:val="single" w:color="CCCCCC" w:sz="1"/>
@@ -12062,7 +12072,7 @@
       <w:tr>
         <w:tc>
           <w:tcPr>
-            <w:tcW w:type="dxa" w:w="4200"/>
+            <w:tcW w:type="pct" w:w="2244"/>
             <w:tcBorders>
               <w:top w:val="single" w:color="CCCCCC" w:sz="1"/>
               <w:left w:val="single" w:color="CCCCCC" w:sz="1"/>
@@ -12092,7 +12102,7 @@
         </w:tc>
         <w:tc>
           <w:tcPr>
-            <w:tcW w:type="dxa" w:w="2800"/>
+            <w:tcW w:type="pct" w:w="1496"/>
             <w:tcBorders>
               <w:top w:val="single" w:color="CCCCCC" w:sz="1"/>
               <w:left w:val="single" w:color="CCCCCC" w:sz="1"/>
@@ -12122,7 +12132,7 @@
         </w:tc>
         <w:tc>
           <w:tcPr>
-            <w:tcW w:type="dxa" w:w="2360"/>
+            <w:tcW w:type="pct" w:w="1260"/>
             <w:tcBorders>
               <w:top w:val="single" w:color="CCCCCC" w:sz="1"/>
               <w:left w:val="single" w:color="CCCCCC" w:sz="1"/>
@@ -12154,7 +12164,7 @@
       <w:tr>
         <w:tc>
           <w:tcPr>
-            <w:tcW w:type="dxa" w:w="4200"/>
+            <w:tcW w:type="pct" w:w="2244"/>
             <w:tcBorders>
               <w:top w:val="single" w:color="CCCCCC" w:sz="1"/>
               <w:left w:val="single" w:color="CCCCCC" w:sz="1"/>
@@ -12184,7 +12194,7 @@
         </w:tc>
         <w:tc>
           <w:tcPr>
-            <w:tcW w:type="dxa" w:w="2800"/>
+            <w:tcW w:type="pct" w:w="1496"/>
             <w:tcBorders>
               <w:top w:val="single" w:color="CCCCCC" w:sz="1"/>
               <w:left w:val="single" w:color="CCCCCC" w:sz="1"/>
@@ -12214,7 +12224,7 @@
         </w:tc>
         <w:tc>
           <w:tcPr>
-            <w:tcW w:type="dxa" w:w="2360"/>
+            <w:tcW w:type="pct" w:w="1260"/>
             <w:tcBorders>
               <w:top w:val="single" w:color="CCCCCC" w:sz="1"/>
               <w:left w:val="single" w:color="CCCCCC" w:sz="1"/>
@@ -12246,7 +12256,7 @@
       <w:tr>
         <w:tc>
           <w:tcPr>
-            <w:tcW w:type="dxa" w:w="4200"/>
+            <w:tcW w:type="pct" w:w="2244"/>
             <w:tcBorders>
               <w:top w:val="single" w:color="CCCCCC" w:sz="1"/>
               <w:left w:val="single" w:color="CCCCCC" w:sz="1"/>
@@ -12276,7 +12286,7 @@
         </w:tc>
         <w:tc>
           <w:tcPr>
-            <w:tcW w:type="dxa" w:w="2800"/>
+            <w:tcW w:type="pct" w:w="1496"/>
             <w:tcBorders>
               <w:top w:val="single" w:color="CCCCCC" w:sz="1"/>
               <w:left w:val="single" w:color="CCCCCC" w:sz="1"/>
@@ -12306,7 +12316,7 @@
         </w:tc>
         <w:tc>
           <w:tcPr>
-            <w:tcW w:type="dxa" w:w="2360"/>
+            <w:tcW w:type="pct" w:w="1260"/>
             <w:tcBorders>
               <w:top w:val="single" w:color="CCCCCC" w:sz="1"/>
               <w:left w:val="single" w:color="CCCCCC" w:sz="1"/>
@@ -12338,7 +12348,7 @@
       <w:tr>
         <w:tc>
           <w:tcPr>
-            <w:tcW w:type="dxa" w:w="4200"/>
+            <w:tcW w:type="pct" w:w="2244"/>
             <w:tcBorders>
               <w:top w:val="single" w:color="CCCCCC" w:sz="1"/>
               <w:left w:val="single" w:color="CCCCCC" w:sz="1"/>
@@ -12368,7 +12378,7 @@
         </w:tc>
         <w:tc>
           <w:tcPr>
-            <w:tcW w:type="dxa" w:w="2800"/>
+            <w:tcW w:type="pct" w:w="1496"/>
             <w:tcBorders>
               <w:top w:val="single" w:color="CCCCCC" w:sz="1"/>
               <w:left w:val="single" w:color="CCCCCC" w:sz="1"/>
@@ -12398,7 +12408,7 @@
         </w:tc>
         <w:tc>
           <w:tcPr>
-            <w:tcW w:type="dxa" w:w="2360"/>
+            <w:tcW w:type="pct" w:w="1260"/>
             <w:tcBorders>
               <w:top w:val="single" w:color="CCCCCC" w:sz="1"/>
               <w:left w:val="single" w:color="CCCCCC" w:sz="1"/>
@@ -12497,9 +12507,9 @@
         <w:t xml:space="preserve">Daily Audit Log Fields (required)</w:t>
       </w:r>
     </w:p>
-    <w:tbl>
+    <w:tbl xmlns:w="http://schemas.openxmlformats.org/wordprocessingml/2006/main">
       <w:tblPr>
-        <w:tblW w:type="dxa" w:w="9360"/>
+        <w:tblW w:type="pct" w:w="5000"/>
         <w:tblBorders>
           <w:top w:val="single" w:color="auto" w:sz="4"/>
           <w:left w:val="single" w:color="auto" w:sz="4"/>
@@ -12508,6 +12518,7 @@
           <w:insideH w:val="single" w:color="auto" w:sz="4"/>
           <w:insideV w:val="single" w:color="auto" w:sz="4"/>
         </w:tblBorders>
+        <w:tblLayout w:type="autofit"/>
       </w:tblPr>
       <w:tblGrid>
         <w:gridCol w:w="3000"/>
@@ -12516,7 +12527,7 @@
       <w:tr>
         <w:tc>
           <w:tcPr>
-            <w:tcW w:type="dxa" w:w="3000"/>
+            <w:tcW w:type="pct" w:w="1603"/>
             <w:tcBorders>
               <w:top w:val="single" w:color="CCCCCC" w:sz="1"/>
               <w:left w:val="single" w:color="CCCCCC" w:sz="1"/>
@@ -12547,7 +12558,7 @@
         </w:tc>
         <w:tc>
           <w:tcPr>
-            <w:tcW w:type="dxa" w:w="6360"/>
+            <w:tcW w:type="pct" w:w="3397"/>
             <w:tcBorders>
               <w:top w:val="single" w:color="CCCCCC" w:sz="1"/>
               <w:left w:val="single" w:color="CCCCCC" w:sz="1"/>
@@ -12580,7 +12591,7 @@
       <w:tr>
         <w:tc>
           <w:tcPr>
-            <w:tcW w:type="dxa" w:w="3000"/>
+            <w:tcW w:type="pct" w:w="1603"/>
             <w:tcBorders>
               <w:top w:val="single" w:color="CCCCCC" w:sz="1"/>
               <w:left w:val="single" w:color="CCCCCC" w:sz="1"/>
@@ -12610,7 +12621,7 @@
         </w:tc>
         <w:tc>
           <w:tcPr>
-            <w:tcW w:type="dxa" w:w="6360"/>
+            <w:tcW w:type="pct" w:w="3397"/>
             <w:tcBorders>
               <w:top w:val="single" w:color="CCCCCC" w:sz="1"/>
               <w:left w:val="single" w:color="CCCCCC" w:sz="1"/>
@@ -12642,7 +12653,7 @@
       <w:tr>
         <w:tc>
           <w:tcPr>
-            <w:tcW w:type="dxa" w:w="3000"/>
+            <w:tcW w:type="pct" w:w="1603"/>
             <w:tcBorders>
               <w:top w:val="single" w:color="CCCCCC" w:sz="1"/>
               <w:left w:val="single" w:color="CCCCCC" w:sz="1"/>
@@ -12672,7 +12683,7 @@
         </w:tc>
         <w:tc>
           <w:tcPr>
-            <w:tcW w:type="dxa" w:w="6360"/>
+            <w:tcW w:type="pct" w:w="3397"/>
             <w:tcBorders>
               <w:top w:val="single" w:color="CCCCCC" w:sz="1"/>
               <w:left w:val="single" w:color="CCCCCC" w:sz="1"/>
@@ -12704,7 +12715,7 @@
       <w:tr>
         <w:tc>
           <w:tcPr>
-            <w:tcW w:type="dxa" w:w="3000"/>
+            <w:tcW w:type="pct" w:w="1603"/>
             <w:tcBorders>
               <w:top w:val="single" w:color="CCCCCC" w:sz="1"/>
               <w:left w:val="single" w:color="CCCCCC" w:sz="1"/>
@@ -12734,7 +12745,7 @@
         </w:tc>
         <w:tc>
           <w:tcPr>
-            <w:tcW w:type="dxa" w:w="6360"/>
+            <w:tcW w:type="pct" w:w="3397"/>
             <w:tcBorders>
               <w:top w:val="single" w:color="CCCCCC" w:sz="1"/>
               <w:left w:val="single" w:color="CCCCCC" w:sz="1"/>
@@ -12766,7 +12777,7 @@
       <w:tr>
         <w:tc>
           <w:tcPr>
-            <w:tcW w:type="dxa" w:w="3000"/>
+            <w:tcW w:type="pct" w:w="1603"/>
             <w:tcBorders>
               <w:top w:val="single" w:color="CCCCCC" w:sz="1"/>
               <w:left w:val="single" w:color="CCCCCC" w:sz="1"/>
@@ -12796,7 +12807,7 @@
         </w:tc>
         <w:tc>
           <w:tcPr>
-            <w:tcW w:type="dxa" w:w="6360"/>
+            <w:tcW w:type="pct" w:w="3397"/>
             <w:tcBorders>
               <w:top w:val="single" w:color="CCCCCC" w:sz="1"/>
               <w:left w:val="single" w:color="CCCCCC" w:sz="1"/>
@@ -12828,7 +12839,7 @@
       <w:tr>
         <w:tc>
           <w:tcPr>
-            <w:tcW w:type="dxa" w:w="3000"/>
+            <w:tcW w:type="pct" w:w="1603"/>
             <w:tcBorders>
               <w:top w:val="single" w:color="CCCCCC" w:sz="1"/>
               <w:left w:val="single" w:color="CCCCCC" w:sz="1"/>
@@ -12858,7 +12869,7 @@
         </w:tc>
         <w:tc>
           <w:tcPr>
-            <w:tcW w:type="dxa" w:w="6360"/>
+            <w:tcW w:type="pct" w:w="3397"/>
             <w:tcBorders>
               <w:top w:val="single" w:color="CCCCCC" w:sz="1"/>
               <w:left w:val="single" w:color="CCCCCC" w:sz="1"/>
@@ -12890,7 +12901,7 @@
       <w:tr>
         <w:tc>
           <w:tcPr>
-            <w:tcW w:type="dxa" w:w="3000"/>
+            <w:tcW w:type="pct" w:w="1603"/>
             <w:tcBorders>
               <w:top w:val="single" w:color="CCCCCC" w:sz="1"/>
               <w:left w:val="single" w:color="CCCCCC" w:sz="1"/>
@@ -12920,7 +12931,7 @@
         </w:tc>
         <w:tc>
           <w:tcPr>
-            <w:tcW w:type="dxa" w:w="6360"/>
+            <w:tcW w:type="pct" w:w="3397"/>
             <w:tcBorders>
               <w:top w:val="single" w:color="CCCCCC" w:sz="1"/>
               <w:left w:val="single" w:color="CCCCCC" w:sz="1"/>
@@ -12952,7 +12963,7 @@
       <w:tr>
         <w:tc>
           <w:tcPr>
-            <w:tcW w:type="dxa" w:w="3000"/>
+            <w:tcW w:type="pct" w:w="1603"/>
             <w:tcBorders>
               <w:top w:val="single" w:color="CCCCCC" w:sz="1"/>
               <w:left w:val="single" w:color="CCCCCC" w:sz="1"/>
@@ -12982,7 +12993,7 @@
         </w:tc>
         <w:tc>
           <w:tcPr>
-            <w:tcW w:type="dxa" w:w="6360"/>
+            <w:tcW w:type="pct" w:w="3397"/>
             <w:tcBorders>
               <w:top w:val="single" w:color="CCCCCC" w:sz="1"/>
               <w:left w:val="single" w:color="CCCCCC" w:sz="1"/>
@@ -13014,7 +13025,7 @@
       <w:tr>
         <w:tc>
           <w:tcPr>
-            <w:tcW w:type="dxa" w:w="3000"/>
+            <w:tcW w:type="pct" w:w="1603"/>
             <w:tcBorders>
               <w:top w:val="single" w:color="CCCCCC" w:sz="1"/>
               <w:left w:val="single" w:color="CCCCCC" w:sz="1"/>
@@ -13044,7 +13055,7 @@
         </w:tc>
         <w:tc>
           <w:tcPr>
-            <w:tcW w:type="dxa" w:w="6360"/>
+            <w:tcW w:type="pct" w:w="3397"/>
             <w:tcBorders>
               <w:top w:val="single" w:color="CCCCCC" w:sz="1"/>
               <w:left w:val="single" w:color="CCCCCC" w:sz="1"/>
@@ -13076,7 +13087,7 @@
       <w:tr>
         <w:tc>
           <w:tcPr>
-            <w:tcW w:type="dxa" w:w="3000"/>
+            <w:tcW w:type="pct" w:w="1603"/>
             <w:tcBorders>
               <w:top w:val="single" w:color="CCCCCC" w:sz="1"/>
               <w:left w:val="single" w:color="CCCCCC" w:sz="1"/>
@@ -13106,7 +13117,7 @@
         </w:tc>
         <w:tc>
           <w:tcPr>
-            <w:tcW w:type="dxa" w:w="6360"/>
+            <w:tcW w:type="pct" w:w="3397"/>
             <w:tcBorders>
               <w:top w:val="single" w:color="CCCCCC" w:sz="1"/>
               <w:left w:val="single" w:color="CCCCCC" w:sz="1"/>
@@ -13138,7 +13149,7 @@
       <w:tr>
         <w:tc>
           <w:tcPr>
-            <w:tcW w:type="dxa" w:w="3000"/>
+            <w:tcW w:type="pct" w:w="1603"/>
             <w:tcBorders>
               <w:top w:val="single" w:color="CCCCCC" w:sz="1"/>
               <w:left w:val="single" w:color="CCCCCC" w:sz="1"/>
@@ -13168,7 +13179,7 @@
         </w:tc>
         <w:tc>
           <w:tcPr>
-            <w:tcW w:type="dxa" w:w="6360"/>
+            <w:tcW w:type="pct" w:w="3397"/>
             <w:tcBorders>
               <w:top w:val="single" w:color="CCCCCC" w:sz="1"/>
               <w:left w:val="single" w:color="CCCCCC" w:sz="1"/>
@@ -13200,7 +13211,7 @@
       <w:tr>
         <w:tc>
           <w:tcPr>
-            <w:tcW w:type="dxa" w:w="3000"/>
+            <w:tcW w:type="pct" w:w="1603"/>
             <w:tcBorders>
               <w:top w:val="single" w:color="CCCCCC" w:sz="1"/>
               <w:left w:val="single" w:color="CCCCCC" w:sz="1"/>
@@ -13230,7 +13241,7 @@
         </w:tc>
         <w:tc>
           <w:tcPr>
-            <w:tcW w:type="dxa" w:w="6360"/>
+            <w:tcW w:type="pct" w:w="3397"/>
             <w:tcBorders>
               <w:top w:val="single" w:color="CCCCCC" w:sz="1"/>
               <w:left w:val="single" w:color="CCCCCC" w:sz="1"/>
@@ -13262,7 +13273,7 @@
       <w:tr>
         <w:tc>
           <w:tcPr>
-            <w:tcW w:type="dxa" w:w="3000"/>
+            <w:tcW w:type="pct" w:w="1603"/>
             <w:tcBorders>
               <w:top w:val="single" w:color="CCCCCC" w:sz="1"/>
               <w:left w:val="single" w:color="CCCCCC" w:sz="1"/>
@@ -13292,7 +13303,7 @@
         </w:tc>
         <w:tc>
           <w:tcPr>
-            <w:tcW w:type="dxa" w:w="6360"/>
+            <w:tcW w:type="pct" w:w="3397"/>
             <w:tcBorders>
               <w:top w:val="single" w:color="CCCCCC" w:sz="1"/>
               <w:left w:val="single" w:color="CCCCCC" w:sz="1"/>
@@ -13324,7 +13335,7 @@
       <w:tr>
         <w:tc>
           <w:tcPr>
-            <w:tcW w:type="dxa" w:w="3000"/>
+            <w:tcW w:type="pct" w:w="1603"/>
             <w:tcBorders>
               <w:top w:val="single" w:color="CCCCCC" w:sz="1"/>
               <w:left w:val="single" w:color="CCCCCC" w:sz="1"/>
@@ -13354,7 +13365,7 @@
         </w:tc>
         <w:tc>
           <w:tcPr>
-            <w:tcW w:type="dxa" w:w="6360"/>
+            <w:tcW w:type="pct" w:w="3397"/>
             <w:tcBorders>
               <w:top w:val="single" w:color="CCCCCC" w:sz="1"/>
               <w:left w:val="single" w:color="CCCCCC" w:sz="1"/>
@@ -13386,7 +13397,7 @@
       <w:tr>
         <w:tc>
           <w:tcPr>
-            <w:tcW w:type="dxa" w:w="3000"/>
+            <w:tcW w:type="pct" w:w="1603"/>
             <w:tcBorders>
               <w:top w:val="single" w:color="CCCCCC" w:sz="1"/>
               <w:left w:val="single" w:color="CCCCCC" w:sz="1"/>
@@ -13416,7 +13427,7 @@
         </w:tc>
         <w:tc>
           <w:tcPr>
-            <w:tcW w:type="dxa" w:w="6360"/>
+            <w:tcW w:type="pct" w:w="3397"/>
             <w:tcBorders>
               <w:top w:val="single" w:color="CCCCCC" w:sz="1"/>
               <w:left w:val="single" w:color="CCCCCC" w:sz="1"/>
@@ -13485,9 +13496,9 @@
         <w:t xml:space="preserve">Run every 7 consolidation cycles to verify foundational skill retention across all modalities accumulated to date.</w:t>
       </w:r>
     </w:p>
-    <w:tbl>
+    <w:tbl xmlns:w="http://schemas.openxmlformats.org/wordprocessingml/2006/main">
       <w:tblPr>
-        <w:tblW w:type="dxa" w:w="9360"/>
+        <w:tblW w:type="pct" w:w="5000"/>
         <w:tblBorders>
           <w:top w:val="single" w:color="auto" w:sz="4"/>
           <w:left w:val="single" w:color="auto" w:sz="4"/>
@@ -13496,6 +13507,7 @@
           <w:insideH w:val="single" w:color="auto" w:sz="4"/>
           <w:insideV w:val="single" w:color="auto" w:sz="4"/>
         </w:tblBorders>
+        <w:tblLayout w:type="autofit"/>
       </w:tblPr>
       <w:tblGrid>
         <w:gridCol w:w="2800"/>
@@ -13506,7 +13518,7 @@
       <w:tr>
         <w:tc>
           <w:tcPr>
-            <w:tcW w:type="dxa" w:w="2800"/>
+            <w:tcW w:type="pct" w:w="1496"/>
             <w:tcBorders>
               <w:top w:val="single" w:color="CCCCCC" w:sz="1"/>
               <w:left w:val="single" w:color="CCCCCC" w:sz="1"/>
@@ -13537,7 +13549,7 @@
         </w:tc>
         <w:tc>
           <w:tcPr>
-            <w:tcW w:type="dxa" w:w="2800"/>
+            <w:tcW w:type="pct" w:w="1496"/>
             <w:tcBorders>
               <w:top w:val="single" w:color="CCCCCC" w:sz="1"/>
               <w:left w:val="single" w:color="CCCCCC" w:sz="1"/>
@@ -13568,7 +13580,7 @@
         </w:tc>
         <w:tc>
           <w:tcPr>
-            <w:tcW w:type="dxa" w:w="1960"/>
+            <w:tcW w:type="pct" w:w="1047"/>
             <w:tcBorders>
               <w:top w:val="single" w:color="CCCCCC" w:sz="1"/>
               <w:left w:val="single" w:color="CCCCCC" w:sz="1"/>
@@ -13599,7 +13611,7 @@
         </w:tc>
         <w:tc>
           <w:tcPr>
-            <w:tcW w:type="dxa" w:w="1800"/>
+            <w:tcW w:type="pct" w:w="961"/>
             <w:tcBorders>
               <w:top w:val="single" w:color="CCCCCC" w:sz="1"/>
               <w:left w:val="single" w:color="CCCCCC" w:sz="1"/>
@@ -13632,7 +13644,7 @@
       <w:tr>
         <w:tc>
           <w:tcPr>
-            <w:tcW w:type="dxa" w:w="2800"/>
+            <w:tcW w:type="pct" w:w="1496"/>
             <w:tcBorders>
               <w:top w:val="single" w:color="CCCCCC" w:sz="1"/>
               <w:left w:val="single" w:color="CCCCCC" w:sz="1"/>
@@ -13662,7 +13674,7 @@
         </w:tc>
         <w:tc>
           <w:tcPr>
-            <w:tcW w:type="dxa" w:w="2800"/>
+            <w:tcW w:type="pct" w:w="1496"/>
             <w:tcBorders>
               <w:top w:val="single" w:color="CCCCCC" w:sz="1"/>
               <w:left w:val="single" w:color="CCCCCC" w:sz="1"/>
@@ -13692,7 +13704,7 @@
         </w:tc>
         <w:tc>
           <w:tcPr>
-            <w:tcW w:type="dxa" w:w="1960"/>
+            <w:tcW w:type="pct" w:w="1047"/>
             <w:tcBorders>
               <w:top w:val="single" w:color="CCCCCC" w:sz="1"/>
               <w:left w:val="single" w:color="CCCCCC" w:sz="1"/>
@@ -13722,7 +13734,7 @@
         </w:tc>
         <w:tc>
           <w:tcPr>
-            <w:tcW w:type="dxa" w:w="1800"/>
+            <w:tcW w:type="pct" w:w="961"/>
             <w:tcBorders>
               <w:top w:val="single" w:color="CCCCCC" w:sz="1"/>
               <w:left w:val="single" w:color="CCCCCC" w:sz="1"/>
@@ -13754,7 +13766,7 @@
       <w:tr>
         <w:tc>
           <w:tcPr>
-            <w:tcW w:type="dxa" w:w="2800"/>
+            <w:tcW w:type="pct" w:w="1496"/>
             <w:tcBorders>
               <w:top w:val="single" w:color="CCCCCC" w:sz="1"/>
               <w:left w:val="single" w:color="CCCCCC" w:sz="1"/>
@@ -13784,7 +13796,7 @@
         </w:tc>
         <w:tc>
           <w:tcPr>
-            <w:tcW w:type="dxa" w:w="2800"/>
+            <w:tcW w:type="pct" w:w="1496"/>
             <w:tcBorders>
               <w:top w:val="single" w:color="CCCCCC" w:sz="1"/>
               <w:left w:val="single" w:color="CCCCCC" w:sz="1"/>
@@ -13814,7 +13826,7 @@
         </w:tc>
         <w:tc>
           <w:tcPr>
-            <w:tcW w:type="dxa" w:w="1960"/>
+            <w:tcW w:type="pct" w:w="1047"/>
             <w:tcBorders>
               <w:top w:val="single" w:color="CCCCCC" w:sz="1"/>
               <w:left w:val="single" w:color="CCCCCC" w:sz="1"/>
@@ -13844,7 +13856,7 @@
         </w:tc>
         <w:tc>
           <w:tcPr>
-            <w:tcW w:type="dxa" w:w="1800"/>
+            <w:tcW w:type="pct" w:w="961"/>
             <w:tcBorders>
               <w:top w:val="single" w:color="CCCCCC" w:sz="1"/>
               <w:left w:val="single" w:color="CCCCCC" w:sz="1"/>
@@ -13876,7 +13888,7 @@
       <w:tr>
         <w:tc>
           <w:tcPr>
-            <w:tcW w:type="dxa" w:w="2800"/>
+            <w:tcW w:type="pct" w:w="1496"/>
             <w:tcBorders>
               <w:top w:val="single" w:color="CCCCCC" w:sz="1"/>
               <w:left w:val="single" w:color="CCCCCC" w:sz="1"/>
@@ -13906,7 +13918,7 @@
         </w:tc>
         <w:tc>
           <w:tcPr>
-            <w:tcW w:type="dxa" w:w="2800"/>
+            <w:tcW w:type="pct" w:w="1496"/>
             <w:tcBorders>
               <w:top w:val="single" w:color="CCCCCC" w:sz="1"/>
               <w:left w:val="single" w:color="CCCCCC" w:sz="1"/>
@@ -13936,7 +13948,7 @@
         </w:tc>
         <w:tc>
           <w:tcPr>
-            <w:tcW w:type="dxa" w:w="1960"/>
+            <w:tcW w:type="pct" w:w="1047"/>
             <w:tcBorders>
               <w:top w:val="single" w:color="CCCCCC" w:sz="1"/>
               <w:left w:val="single" w:color="CCCCCC" w:sz="1"/>
@@ -13966,7 +13978,7 @@
         </w:tc>
         <w:tc>
           <w:tcPr>
-            <w:tcW w:type="dxa" w:w="1800"/>
+            <w:tcW w:type="pct" w:w="961"/>
             <w:tcBorders>
               <w:top w:val="single" w:color="CCCCCC" w:sz="1"/>
               <w:left w:val="single" w:color="CCCCCC" w:sz="1"/>
@@ -13998,7 +14010,7 @@
       <w:tr>
         <w:tc>
           <w:tcPr>
-            <w:tcW w:type="dxa" w:w="2800"/>
+            <w:tcW w:type="pct" w:w="1496"/>
             <w:tcBorders>
               <w:top w:val="single" w:color="CCCCCC" w:sz="1"/>
               <w:left w:val="single" w:color="CCCCCC" w:sz="1"/>
@@ -14028,7 +14040,7 @@
         </w:tc>
         <w:tc>
           <w:tcPr>
-            <w:tcW w:type="dxa" w:w="2800"/>
+            <w:tcW w:type="pct" w:w="1496"/>
             <w:tcBorders>
               <w:top w:val="single" w:color="CCCCCC" w:sz="1"/>
               <w:left w:val="single" w:color="CCCCCC" w:sz="1"/>
@@ -14058,7 +14070,7 @@
         </w:tc>
         <w:tc>
           <w:tcPr>
-            <w:tcW w:type="dxa" w:w="1960"/>
+            <w:tcW w:type="pct" w:w="1047"/>
             <w:tcBorders>
               <w:top w:val="single" w:color="CCCCCC" w:sz="1"/>
               <w:left w:val="single" w:color="CCCCCC" w:sz="1"/>
@@ -14088,7 +14100,7 @@
         </w:tc>
         <w:tc>
           <w:tcPr>
-            <w:tcW w:type="dxa" w:w="1800"/>
+            <w:tcW w:type="pct" w:w="961"/>
             <w:tcBorders>
               <w:top w:val="single" w:color="CCCCCC" w:sz="1"/>
               <w:left w:val="single" w:color="CCCCCC" w:sz="1"/>
@@ -14120,7 +14132,7 @@
       <w:tr>
         <w:tc>
           <w:tcPr>
-            <w:tcW w:type="dxa" w:w="2800"/>
+            <w:tcW w:type="pct" w:w="1496"/>
             <w:tcBorders>
               <w:top w:val="single" w:color="CCCCCC" w:sz="1"/>
               <w:left w:val="single" w:color="CCCCCC" w:sz="1"/>
@@ -14150,7 +14162,7 @@
         </w:tc>
         <w:tc>
           <w:tcPr>
-            <w:tcW w:type="dxa" w:w="2800"/>
+            <w:tcW w:type="pct" w:w="1496"/>
             <w:tcBorders>
               <w:top w:val="single" w:color="CCCCCC" w:sz="1"/>
               <w:left w:val="single" w:color="CCCCCC" w:sz="1"/>
@@ -14180,7 +14192,7 @@
         </w:tc>
         <w:tc>
           <w:tcPr>
-            <w:tcW w:type="dxa" w:w="1960"/>
+            <w:tcW w:type="pct" w:w="1047"/>
             <w:tcBorders>
               <w:top w:val="single" w:color="CCCCCC" w:sz="1"/>
               <w:left w:val="single" w:color="CCCCCC" w:sz="1"/>
@@ -14210,7 +14222,7 @@
         </w:tc>
         <w:tc>
           <w:tcPr>
-            <w:tcW w:type="dxa" w:w="1800"/>
+            <w:tcW w:type="pct" w:w="961"/>
             <w:tcBorders>
               <w:top w:val="single" w:color="CCCCCC" w:sz="1"/>
               <w:left w:val="single" w:color="CCCCCC" w:sz="1"/>
@@ -14242,7 +14254,7 @@
       <w:tr>
         <w:tc>
           <w:tcPr>
-            <w:tcW w:type="dxa" w:w="2800"/>
+            <w:tcW w:type="pct" w:w="1496"/>
             <w:tcBorders>
               <w:top w:val="single" w:color="CCCCCC" w:sz="1"/>
               <w:left w:val="single" w:color="CCCCCC" w:sz="1"/>
@@ -14272,7 +14284,7 @@
         </w:tc>
         <w:tc>
           <w:tcPr>
-            <w:tcW w:type="dxa" w:w="2800"/>
+            <w:tcW w:type="pct" w:w="1496"/>
             <w:tcBorders>
               <w:top w:val="single" w:color="CCCCCC" w:sz="1"/>
               <w:left w:val="single" w:color="CCCCCC" w:sz="1"/>
@@ -14302,7 +14314,7 @@
         </w:tc>
         <w:tc>
           <w:tcPr>
-            <w:tcW w:type="dxa" w:w="1960"/>
+            <w:tcW w:type="pct" w:w="1047"/>
             <w:tcBorders>
               <w:top w:val="single" w:color="CCCCCC" w:sz="1"/>
               <w:left w:val="single" w:color="CCCCCC" w:sz="1"/>
@@ -14332,7 +14344,7 @@
         </w:tc>
         <w:tc>
           <w:tcPr>
-            <w:tcW w:type="dxa" w:w="1800"/>
+            <w:tcW w:type="pct" w:w="961"/>
             <w:tcBorders>
               <w:top w:val="single" w:color="CCCCCC" w:sz="1"/>
               <w:left w:val="single" w:color="CCCCCC" w:sz="1"/>
@@ -14401,9 +14413,9 @@
         <w:t xml:space="preserve">Experiences in the human review queue must be reviewed within 24 hours. For each experience, the reviewer must select one of four actions and log a rationale. No experience may remain in the queue unreviewed for more than 7 days — after that, it is automatically expired and removed from all buffers.</w:t>
       </w:r>
     </w:p>
-    <w:tbl>
+    <w:tbl xmlns:w="http://schemas.openxmlformats.org/wordprocessingml/2006/main">
       <w:tblPr>
-        <w:tblW w:type="dxa" w:w="9360"/>
+        <w:tblW w:type="pct" w:w="5000"/>
         <w:tblBorders>
           <w:top w:val="single" w:color="auto" w:sz="4"/>
           <w:left w:val="single" w:color="auto" w:sz="4"/>
@@ -14412,6 +14424,7 @@
           <w:insideH w:val="single" w:color="auto" w:sz="4"/>
           <w:insideV w:val="single" w:color="auto" w:sz="4"/>
         </w:tblBorders>
+        <w:tblLayout w:type="autofit"/>
       </w:tblPr>
       <w:tblGrid>
         <w:gridCol w:w="2200"/>
@@ -14420,7 +14433,7 @@
       <w:tr>
         <w:tc>
           <w:tcPr>
-            <w:tcW w:type="dxa" w:w="2200"/>
+            <w:tcW w:type="pct" w:w="1175"/>
             <w:tcBorders>
               <w:top w:val="single" w:color="CCCCCC" w:sz="1"/>
               <w:left w:val="single" w:color="CCCCCC" w:sz="1"/>
@@ -14451,7 +14464,7 @@
         </w:tc>
         <w:tc>
           <w:tcPr>
-            <w:tcW w:type="dxa" w:w="7160"/>
+            <w:tcW w:type="pct" w:w="3825"/>
             <w:tcBorders>
               <w:top w:val="single" w:color="CCCCCC" w:sz="1"/>
               <w:left w:val="single" w:color="CCCCCC" w:sz="1"/>
@@ -14484,7 +14497,7 @@
       <w:tr>
         <w:tc>
           <w:tcPr>
-            <w:tcW w:type="dxa" w:w="2200"/>
+            <w:tcW w:type="pct" w:w="1175"/>
             <w:tcBorders>
               <w:top w:val="single" w:color="CCCCCC" w:sz="1"/>
               <w:left w:val="single" w:color="CCCCCC" w:sz="1"/>
@@ -14514,7 +14527,7 @@
         </w:tc>
         <w:tc>
           <w:tcPr>
-            <w:tcW w:type="dxa" w:w="7160"/>
+            <w:tcW w:type="pct" w:w="3825"/>
             <w:tcBorders>
               <w:top w:val="single" w:color="CCCCCC" w:sz="1"/>
               <w:left w:val="single" w:color="CCCCCC" w:sz="1"/>
@@ -14546,7 +14559,7 @@
       <w:tr>
         <w:tc>
           <w:tcPr>
-            <w:tcW w:type="dxa" w:w="2200"/>
+            <w:tcW w:type="pct" w:w="1175"/>
             <w:tcBorders>
               <w:top w:val="single" w:color="CCCCCC" w:sz="1"/>
               <w:left w:val="single" w:color="CCCCCC" w:sz="1"/>
@@ -14576,7 +14589,7 @@
         </w:tc>
         <w:tc>
           <w:tcPr>
-            <w:tcW w:type="dxa" w:w="7160"/>
+            <w:tcW w:type="pct" w:w="3825"/>
             <w:tcBorders>
               <w:top w:val="single" w:color="CCCCCC" w:sz="1"/>
               <w:left w:val="single" w:color="CCCCCC" w:sz="1"/>
@@ -14608,7 +14621,7 @@
       <w:tr>
         <w:tc>
           <w:tcPr>
-            <w:tcW w:type="dxa" w:w="2200"/>
+            <w:tcW w:type="pct" w:w="1175"/>
             <w:tcBorders>
               <w:top w:val="single" w:color="CCCCCC" w:sz="1"/>
               <w:left w:val="single" w:color="CCCCCC" w:sz="1"/>
@@ -14638,7 +14651,7 @@
         </w:tc>
         <w:tc>
           <w:tcPr>
-            <w:tcW w:type="dxa" w:w="7160"/>
+            <w:tcW w:type="pct" w:w="3825"/>
             <w:tcBorders>
               <w:top w:val="single" w:color="CCCCCC" w:sz="1"/>
               <w:left w:val="single" w:color="CCCCCC" w:sz="1"/>
@@ -14670,7 +14683,7 @@
       <w:tr>
         <w:tc>
           <w:tcPr>
-            <w:tcW w:type="dxa" w:w="2200"/>
+            <w:tcW w:type="pct" w:w="1175"/>
             <w:tcBorders>
               <w:top w:val="single" w:color="CCCCCC" w:sz="1"/>
               <w:left w:val="single" w:color="CCCCCC" w:sz="1"/>
@@ -14700,7 +14713,7 @@
         </w:tc>
         <w:tc>
           <w:tcPr>
-            <w:tcW w:type="dxa" w:w="7160"/>
+            <w:tcW w:type="pct" w:w="3825"/>
             <w:tcBorders>
               <w:top w:val="single" w:color="CCCCCC" w:sz="1"/>
               <w:left w:val="single" w:color="CCCCCC" w:sz="1"/>
@@ -15457,9 +15470,9 @@
         <w:t xml:space="preserve"/>
       </w:r>
     </w:p>
-    <w:tbl>
+    <w:tbl xmlns:w="http://schemas.openxmlformats.org/wordprocessingml/2006/main">
       <w:tblPr>
-        <w:tblW w:type="dxa" w:w="9360"/>
+        <w:tblW w:type="pct" w:w="5000"/>
         <w:tblBorders>
           <w:top w:val="single" w:color="auto" w:sz="4"/>
           <w:left w:val="single" w:color="auto" w:sz="4"/>
@@ -15468,6 +15481,7 @@
           <w:insideH w:val="single" w:color="auto" w:sz="4"/>
           <w:insideV w:val="single" w:color="auto" w:sz="4"/>
         </w:tblBorders>
+        <w:tblLayout w:type="autofit"/>
       </w:tblPr>
       <w:tblGrid>
         <w:gridCol w:w="1400"/>
@@ -15478,7 +15492,7 @@
       <w:tr>
         <w:tc>
           <w:tcPr>
-            <w:tcW w:type="dxa" w:w="1400"/>
+            <w:tcW w:type="pct" w:w="748"/>
             <w:tcBorders>
               <w:top w:val="single" w:color="CCCCCC" w:sz="1"/>
               <w:left w:val="single" w:color="CCCCCC" w:sz="1"/>
@@ -15509,7 +15523,7 @@
         </w:tc>
         <w:tc>
           <w:tcPr>
-            <w:tcW w:type="dxa" w:w="1800"/>
+            <w:tcW w:type="pct" w:w="962"/>
             <w:tcBorders>
               <w:top w:val="single" w:color="CCCCCC" w:sz="1"/>
               <w:left w:val="single" w:color="CCCCCC" w:sz="1"/>
@@ -15540,7 +15554,7 @@
         </w:tc>
         <w:tc>
           <w:tcPr>
-            <w:tcW w:type="dxa" w:w="3680"/>
+            <w:tcW w:type="pct" w:w="1966"/>
             <w:tcBorders>
               <w:top w:val="single" w:color="CCCCCC" w:sz="1"/>
               <w:left w:val="single" w:color="CCCCCC" w:sz="1"/>
@@ -15571,7 +15585,7 @@
         </w:tc>
         <w:tc>
           <w:tcPr>
-            <w:tcW w:type="dxa" w:w="2480"/>
+            <w:tcW w:type="pct" w:w="1324"/>
             <w:tcBorders>
               <w:top w:val="single" w:color="CCCCCC" w:sz="1"/>
               <w:left w:val="single" w:color="CCCCCC" w:sz="1"/>
@@ -15604,7 +15618,7 @@
       <w:tr>
         <w:tc>
           <w:tcPr>
-            <w:tcW w:type="dxa" w:w="1400"/>
+            <w:tcW w:type="pct" w:w="748"/>
             <w:tcBorders>
               <w:top w:val="single" w:color="CCCCCC" w:sz="1"/>
               <w:left w:val="single" w:color="CCCCCC" w:sz="1"/>
@@ -15634,7 +15648,7 @@
         </w:tc>
         <w:tc>
           <w:tcPr>
-            <w:tcW w:type="dxa" w:w="1800"/>
+            <w:tcW w:type="pct" w:w="962"/>
             <w:tcBorders>
               <w:top w:val="single" w:color="CCCCCC" w:sz="1"/>
               <w:left w:val="single" w:color="CCCCCC" w:sz="1"/>
@@ -15664,7 +15678,7 @@
         </w:tc>
         <w:tc>
           <w:tcPr>
-            <w:tcW w:type="dxa" w:w="3680"/>
+            <w:tcW w:type="pct" w:w="1966"/>
             <w:tcBorders>
               <w:top w:val="single" w:color="CCCCCC" w:sz="1"/>
               <w:left w:val="single" w:color="CCCCCC" w:sz="1"/>
@@ -15694,7 +15708,7 @@
         </w:tc>
         <w:tc>
           <w:tcPr>
-            <w:tcW w:type="dxa" w:w="2480"/>
+            <w:tcW w:type="pct" w:w="1324"/>
             <w:tcBorders>
               <w:top w:val="single" w:color="CCCCCC" w:sz="1"/>
               <w:left w:val="single" w:color="CCCCCC" w:sz="1"/>
@@ -15726,7 +15740,7 @@
       <w:tr>
         <w:tc>
           <w:tcPr>
-            <w:tcW w:type="dxa" w:w="1400"/>
+            <w:tcW w:type="pct" w:w="748"/>
             <w:tcBorders>
               <w:top w:val="single" w:color="CCCCCC" w:sz="1"/>
               <w:left w:val="single" w:color="CCCCCC" w:sz="1"/>
@@ -15756,7 +15770,7 @@
         </w:tc>
         <w:tc>
           <w:tcPr>
-            <w:tcW w:type="dxa" w:w="1800"/>
+            <w:tcW w:type="pct" w:w="962"/>
             <w:tcBorders>
               <w:top w:val="single" w:color="CCCCCC" w:sz="1"/>
               <w:left w:val="single" w:color="CCCCCC" w:sz="1"/>
@@ -15786,7 +15800,7 @@
         </w:tc>
         <w:tc>
           <w:tcPr>
-            <w:tcW w:type="dxa" w:w="3680"/>
+            <w:tcW w:type="pct" w:w="1966"/>
             <w:tcBorders>
               <w:top w:val="single" w:color="CCCCCC" w:sz="1"/>
               <w:left w:val="single" w:color="CCCCCC" w:sz="1"/>
@@ -15816,7 +15830,7 @@
         </w:tc>
         <w:tc>
           <w:tcPr>
-            <w:tcW w:type="dxa" w:w="2480"/>
+            <w:tcW w:type="pct" w:w="1324"/>
             <w:tcBorders>
               <w:top w:val="single" w:color="CCCCCC" w:sz="1"/>
               <w:left w:val="single" w:color="CCCCCC" w:sz="1"/>
@@ -15848,7 +15862,7 @@
       <w:tr>
         <w:tc>
           <w:tcPr>
-            <w:tcW w:type="dxa" w:w="1400"/>
+            <w:tcW w:type="pct" w:w="748"/>
             <w:tcBorders>
               <w:top w:val="single" w:color="CCCCCC" w:sz="1"/>
               <w:left w:val="single" w:color="CCCCCC" w:sz="1"/>
@@ -15878,7 +15892,7 @@
         </w:tc>
         <w:tc>
           <w:tcPr>
-            <w:tcW w:type="dxa" w:w="1800"/>
+            <w:tcW w:type="pct" w:w="962"/>
             <w:tcBorders>
               <w:top w:val="single" w:color="CCCCCC" w:sz="1"/>
               <w:left w:val="single" w:color="CCCCCC" w:sz="1"/>
@@ -15908,7 +15922,7 @@
         </w:tc>
         <w:tc>
           <w:tcPr>
-            <w:tcW w:type="dxa" w:w="3680"/>
+            <w:tcW w:type="pct" w:w="1966"/>
             <w:tcBorders>
               <w:top w:val="single" w:color="CCCCCC" w:sz="1"/>
               <w:left w:val="single" w:color="CCCCCC" w:sz="1"/>
@@ -15938,7 +15952,7 @@
         </w:tc>
         <w:tc>
           <w:tcPr>
-            <w:tcW w:type="dxa" w:w="2480"/>
+            <w:tcW w:type="pct" w:w="1324"/>
             <w:tcBorders>
               <w:top w:val="single" w:color="CCCCCC" w:sz="1"/>
               <w:left w:val="single" w:color="CCCCCC" w:sz="1"/>
@@ -15970,7 +15984,7 @@
       <w:tr>
         <w:tc>
           <w:tcPr>
-            <w:tcW w:type="dxa" w:w="1400"/>
+            <w:tcW w:type="pct" w:w="748"/>
             <w:tcBorders>
               <w:top w:val="single" w:color="CCCCCC" w:sz="1"/>
               <w:left w:val="single" w:color="CCCCCC" w:sz="1"/>
@@ -16000,7 +16014,7 @@
         </w:tc>
         <w:tc>
           <w:tcPr>
-            <w:tcW w:type="dxa" w:w="1800"/>
+            <w:tcW w:type="pct" w:w="962"/>
             <w:tcBorders>
               <w:top w:val="single" w:color="CCCCCC" w:sz="1"/>
               <w:left w:val="single" w:color="CCCCCC" w:sz="1"/>
@@ -16030,7 +16044,7 @@
         </w:tc>
         <w:tc>
           <w:tcPr>
-            <w:tcW w:type="dxa" w:w="3680"/>
+            <w:tcW w:type="pct" w:w="1966"/>
             <w:tcBorders>
               <w:top w:val="single" w:color="CCCCCC" w:sz="1"/>
               <w:left w:val="single" w:color="CCCCCC" w:sz="1"/>
@@ -16060,7 +16074,7 @@
         </w:tc>
         <w:tc>
           <w:tcPr>
-            <w:tcW w:type="dxa" w:w="2480"/>
+            <w:tcW w:type="pct" w:w="1324"/>
             <w:tcBorders>
               <w:top w:val="single" w:color="CCCCCC" w:sz="1"/>
               <w:left w:val="single" w:color="CCCCCC" w:sz="1"/>
@@ -16092,7 +16106,7 @@
       <w:tr>
         <w:tc>
           <w:tcPr>
-            <w:tcW w:type="dxa" w:w="1400"/>
+            <w:tcW w:type="pct" w:w="748"/>
             <w:tcBorders>
               <w:top w:val="single" w:color="CCCCCC" w:sz="1"/>
               <w:left w:val="single" w:color="CCCCCC" w:sz="1"/>
@@ -16122,7 +16136,7 @@
         </w:tc>
         <w:tc>
           <w:tcPr>
-            <w:tcW w:type="dxa" w:w="1800"/>
+            <w:tcW w:type="pct" w:w="962"/>
             <w:tcBorders>
               <w:top w:val="single" w:color="CCCCCC" w:sz="1"/>
               <w:left w:val="single" w:color="CCCCCC" w:sz="1"/>
@@ -16152,7 +16166,7 @@
         </w:tc>
         <w:tc>
           <w:tcPr>
-            <w:tcW w:type="dxa" w:w="3680"/>
+            <w:tcW w:type="pct" w:w="1966"/>
             <w:tcBorders>
               <w:top w:val="single" w:color="CCCCCC" w:sz="1"/>
               <w:left w:val="single" w:color="CCCCCC" w:sz="1"/>
@@ -16182,7 +16196,7 @@
         </w:tc>
         <w:tc>
           <w:tcPr>
-            <w:tcW w:type="dxa" w:w="2480"/>
+            <w:tcW w:type="pct" w:w="1324"/>
             <w:tcBorders>
               <w:top w:val="single" w:color="CCCCCC" w:sz="1"/>
               <w:left w:val="single" w:color="CCCCCC" w:sz="1"/>
@@ -16214,7 +16228,7 @@
       <w:tr>
         <w:tc>
           <w:tcPr>
-            <w:tcW w:type="dxa" w:w="1400"/>
+            <w:tcW w:type="pct" w:w="748"/>
             <w:tcBorders>
               <w:top w:val="single" w:color="CCCCCC" w:sz="1"/>
               <w:left w:val="single" w:color="CCCCCC" w:sz="1"/>
@@ -16244,7 +16258,7 @@
         </w:tc>
         <w:tc>
           <w:tcPr>
-            <w:tcW w:type="dxa" w:w="1800"/>
+            <w:tcW w:type="pct" w:w="962"/>
             <w:tcBorders>
               <w:top w:val="single" w:color="CCCCCC" w:sz="1"/>
               <w:left w:val="single" w:color="CCCCCC" w:sz="1"/>
@@ -16274,7 +16288,7 @@
         </w:tc>
         <w:tc>
           <w:tcPr>
-            <w:tcW w:type="dxa" w:w="3680"/>
+            <w:tcW w:type="pct" w:w="1966"/>
             <w:tcBorders>
               <w:top w:val="single" w:color="CCCCCC" w:sz="1"/>
               <w:left w:val="single" w:color="CCCCCC" w:sz="1"/>
@@ -16304,7 +16318,7 @@
         </w:tc>
         <w:tc>
           <w:tcPr>
-            <w:tcW w:type="dxa" w:w="2480"/>
+            <w:tcW w:type="pct" w:w="1324"/>
             <w:tcBorders>
               <w:top w:val="single" w:color="CCCCCC" w:sz="1"/>
               <w:left w:val="single" w:color="CCCCCC" w:sz="1"/>
